--- a/eng/docx/002.content.docx
+++ b/eng/docx/002.content.docx
@@ -235,18 +235,12 @@
         </w:rPr>
         <w:t xml:space="preserve">: </w:t>
       </w:r>
-      <w:hyperlink r:id="rId13">
-        <w:r>
-          <w:rPr>
-            <w:lang w:val="en_US" w:bidi="en_US"/>
-          </w:rPr>
-          <w:rPr>
-            <w:color w:val="0000EE"/>
-            <w:u w:val="single"/>
-          </w:rPr>
-          <w:t>Dn 2:31</w:t>
-        </w:r>
-      </w:hyperlink>
+      <w:r>
+        <w:rPr>
+          <w:lang w:val="en_US" w:bidi="en_US"/>
+        </w:rPr>
+        <w:t>Dn 2:31</w:t>
+      </w:r>
       <w:r>
         <w:rPr>
           <w:lang w:val="en_US" w:bidi="en_US"/>
@@ -265,18 +259,12 @@
         </w:rPr>
         <w:t xml:space="preserve"> </w:t>
       </w:r>
-      <w:hyperlink r:id="rId14">
-        <w:r>
-          <w:rPr>
-            <w:lang w:val="en_US" w:bidi="en_US"/>
-          </w:rPr>
-          <w:rPr>
-            <w:color w:val="0000EE"/>
-            <w:u w:val="single"/>
-          </w:rPr>
-          <w:t>Ezr 4:8</w:t>
-        </w:r>
-      </w:hyperlink>
+      <w:r>
+        <w:rPr>
+          <w:lang w:val="en_US" w:bidi="en_US"/>
+        </w:rPr>
+        <w:t>Ezr 4:8</w:t>
+      </w:r>
       <w:r>
         <w:rPr>
           <w:lang w:val="en_US" w:bidi="en_US"/>
@@ -309,36 +297,24 @@
         </w:rPr>
         <w:t xml:space="preserve"> side </w:t>
       </w:r>
-      <w:hyperlink r:id="rId15">
-        <w:r>
-          <w:rPr>
-            <w:lang w:val="en_US" w:bidi="en_US"/>
-          </w:rPr>
-          <w:rPr>
-            <w:color w:val="0000EE"/>
-            <w:u w:val="single"/>
-          </w:rPr>
-          <w:t>Dn 7:5</w:t>
-        </w:r>
-      </w:hyperlink>
+      <w:r>
+        <w:rPr>
+          <w:lang w:val="en_US" w:bidi="en_US"/>
+        </w:rPr>
+        <w:t>Dn 7:5</w:t>
+      </w:r>
       <w:r>
         <w:rPr>
           <w:lang w:val="en_US" w:bidi="en_US"/>
         </w:rPr>
         <w:t xml:space="preserve">; n. om. </w:t>
       </w:r>
-      <w:hyperlink r:id="rId16">
-        <w:r>
-          <w:rPr>
-            <w:lang w:val="en_US" w:bidi="en_US"/>
-          </w:rPr>
-          <w:rPr>
-            <w:color w:val="0000EE"/>
-            <w:u w:val="single"/>
-          </w:rPr>
-          <w:t>6:3</w:t>
-        </w:r>
-      </w:hyperlink>
+      <w:r>
+        <w:rPr>
+          <w:lang w:val="en_US" w:bidi="en_US"/>
+        </w:rPr>
+        <w:t>6:3</w:t>
+      </w:r>
       <w:r>
         <w:rPr>
           <w:lang w:val="en_US" w:bidi="en_US"/>
@@ -357,18 +333,12 @@
         </w:rPr>
         <w:t xml:space="preserve"> </w:t>
       </w:r>
-      <w:hyperlink r:id="rId17">
-        <w:r>
-          <w:rPr>
-            <w:lang w:val="en_US" w:bidi="en_US"/>
-          </w:rPr>
-          <w:rPr>
-            <w:color w:val="0000EE"/>
-            <w:u w:val="single"/>
-          </w:rPr>
-          <w:t>2:9</w:t>
-        </w:r>
-      </w:hyperlink>
+      <w:r>
+        <w:rPr>
+          <w:lang w:val="en_US" w:bidi="en_US"/>
+        </w:rPr>
+        <w:t>2:9</w:t>
+      </w:r>
       <w:r>
         <w:rPr>
           <w:lang w:val="en_US" w:bidi="en_US"/>
@@ -400,18 +370,12 @@
         </w:rPr>
         <w:t xml:space="preserve"> v:</w:t>
       </w:r>
-      <w:hyperlink r:id="rId18">
-        <w:r>
-          <w:rPr>
-            <w:lang w:val="en_US" w:bidi="en_US"/>
-          </w:rPr>
-          <w:rPr>
-            <w:color w:val="0000EE"/>
-            <w:u w:val="single"/>
-          </w:rPr>
-          <w:t>35</w:t>
-        </w:r>
-      </w:hyperlink>
+      <w:r>
+        <w:rPr>
+          <w:lang w:val="en_US" w:bidi="en_US"/>
+        </w:rPr>
+        <w:t>35</w:t>
+      </w:r>
       <w:r>
         <w:rPr>
           <w:lang w:val="en_US" w:bidi="en_US"/>
@@ -456,18 +420,12 @@
         </w:rPr>
         <w:t xml:space="preserve"> </w:t>
       </w:r>
-      <w:hyperlink r:id="rId19">
-        <w:r>
-          <w:rPr>
-            <w:lang w:val="en_US" w:bidi="en_US"/>
-          </w:rPr>
-          <w:rPr>
-            <w:color w:val="0000EE"/>
-            <w:u w:val="single"/>
-          </w:rPr>
-          <w:t>Ezr 2:64</w:t>
-        </w:r>
-      </w:hyperlink>
+      <w:r>
+        <w:rPr>
+          <w:lang w:val="en_US" w:bidi="en_US"/>
+        </w:rPr>
+        <w:t>Ezr 2:64</w:t>
+      </w:r>
       <w:r>
         <w:rPr>
           <w:lang w:val="en_US" w:bidi="en_US"/>
@@ -499,54 +457,36 @@
         </w:rPr>
         <w:t xml:space="preserve"> </w:t>
       </w:r>
-      <w:hyperlink r:id="rId20">
-        <w:r>
-          <w:rPr>
-            <w:lang w:val="en_US" w:bidi="en_US"/>
-          </w:rPr>
-          <w:rPr>
-            <w:color w:val="0000EE"/>
-            <w:u w:val="single"/>
-          </w:rPr>
-          <w:t>7:1</w:t>
-        </w:r>
-      </w:hyperlink>
+      <w:r>
+        <w:rPr>
+          <w:lang w:val="en_US" w:bidi="en_US"/>
+        </w:rPr>
+        <w:t>7:1</w:t>
+      </w:r>
       <w:r>
         <w:rPr>
           <w:lang w:val="en_US" w:bidi="en_US"/>
         </w:rPr>
         <w:t xml:space="preserve">, </w:t>
       </w:r>
-      <w:hyperlink r:id="rId21">
-        <w:r>
-          <w:rPr>
-            <w:lang w:val="en_US" w:bidi="en_US"/>
-          </w:rPr>
-          <w:rPr>
-            <w:color w:val="0000EE"/>
-            <w:u w:val="single"/>
-          </w:rPr>
-          <w:t>Ezr 5:13</w:t>
-        </w:r>
-      </w:hyperlink>
+      <w:r>
+        <w:rPr>
+          <w:lang w:val="en_US" w:bidi="en_US"/>
+        </w:rPr>
+        <w:t>Ezr 5:13</w:t>
+      </w:r>
       <w:r>
         <w:rPr>
           <w:lang w:val="en_US" w:bidi="en_US"/>
         </w:rPr>
         <w:t xml:space="preserve">, </w:t>
       </w:r>
-      <w:hyperlink r:id="rId22">
-        <w:r>
-          <w:rPr>
-            <w:lang w:val="en_US" w:bidi="en_US"/>
-          </w:rPr>
-          <w:rPr>
-            <w:color w:val="0000EE"/>
-            <w:u w:val="single"/>
-          </w:rPr>
-          <w:t>6:3</w:t>
-        </w:r>
-      </w:hyperlink>
+      <w:r>
+        <w:rPr>
+          <w:lang w:val="en_US" w:bidi="en_US"/>
+        </w:rPr>
+        <w:t>6:3</w:t>
+      </w:r>
       <w:r>
         <w:rPr>
           <w:lang w:val="en_US" w:bidi="en_US"/>
@@ -590,18 +530,12 @@
         </w:rPr>
         <w:t xml:space="preserve">) </w:t>
       </w:r>
-      <w:hyperlink r:id="rId23">
-        <w:r>
-          <w:rPr>
-            <w:lang w:val="en_US" w:bidi="en_US"/>
-          </w:rPr>
-          <w:rPr>
-            <w:color w:val="0000EE"/>
-            <w:u w:val="single"/>
-          </w:rPr>
-          <w:t>Dn 7:16</w:t>
-        </w:r>
-      </w:hyperlink>
+      <w:r>
+        <w:rPr>
+          <w:lang w:val="en_US" w:bidi="en_US"/>
+        </w:rPr>
+        <w:t>Dn 7:16</w:t>
+      </w:r>
       <w:r>
         <w:rPr>
           <w:lang w:val="en_US" w:bidi="en_US"/>
@@ -682,54 +616,36 @@
         </w:rPr>
         <w:t xml:space="preserve"> </w:t>
       </w:r>
-      <w:hyperlink r:id="rId13">
-        <w:r>
-          <w:rPr>
-            <w:lang w:val="en_US" w:bidi="en_US"/>
-          </w:rPr>
-          <w:rPr>
-            <w:color w:val="0000EE"/>
-            <w:u w:val="single"/>
-          </w:rPr>
-          <w:t>Dn 2:31</w:t>
-        </w:r>
-      </w:hyperlink>
+      <w:r>
+        <w:rPr>
+          <w:lang w:val="en_US" w:bidi="en_US"/>
+        </w:rPr>
+        <w:t>Dn 2:31</w:t>
+      </w:r>
       <w:r>
         <w:rPr>
           <w:lang w:val="en_US" w:bidi="en_US"/>
         </w:rPr>
         <w:t xml:space="preserve">, </w:t>
       </w:r>
-      <w:hyperlink r:id="rId24">
-        <w:r>
-          <w:rPr>
-            <w:lang w:val="en_US" w:bidi="en_US"/>
-          </w:rPr>
-          <w:rPr>
-            <w:color w:val="0000EE"/>
-            <w:u w:val="single"/>
-          </w:rPr>
-          <w:t>6:18</w:t>
-        </w:r>
-      </w:hyperlink>
+      <w:r>
+        <w:rPr>
+          <w:lang w:val="en_US" w:bidi="en_US"/>
+        </w:rPr>
+        <w:t>6:18</w:t>
+      </w:r>
       <w:r>
         <w:rPr>
           <w:lang w:val="en_US" w:bidi="en_US"/>
         </w:rPr>
         <w:t xml:space="preserve">, </w:t>
       </w:r>
-      <w:hyperlink r:id="rId25">
-        <w:r>
-          <w:rPr>
-            <w:lang w:val="en_US" w:bidi="en_US"/>
-          </w:rPr>
-          <w:rPr>
-            <w:color w:val="0000EE"/>
-            <w:u w:val="single"/>
-          </w:rPr>
-          <w:t>4:16</w:t>
-        </w:r>
-      </w:hyperlink>
+      <w:r>
+        <w:rPr>
+          <w:lang w:val="en_US" w:bidi="en_US"/>
+        </w:rPr>
+        <w:t>4:16</w:t>
+      </w:r>
       <w:r>
         <w:rPr>
           <w:lang w:val="en_US" w:bidi="en_US"/>
@@ -748,36 +664,24 @@
         </w:rPr>
         <w:t xml:space="preserve">), </w:t>
       </w:r>
-      <w:hyperlink r:id="rId14">
-        <w:r>
-          <w:rPr>
-            <w:lang w:val="en_US" w:bidi="en_US"/>
-          </w:rPr>
-          <w:rPr>
-            <w:color w:val="0000EE"/>
-            <w:u w:val="single"/>
-          </w:rPr>
-          <w:t>Ezr 4:8</w:t>
-        </w:r>
-      </w:hyperlink>
+      <w:r>
+        <w:rPr>
+          <w:lang w:val="en_US" w:bidi="en_US"/>
+        </w:rPr>
+        <w:t>Ezr 4:8</w:t>
+      </w:r>
       <w:r>
         <w:rPr>
           <w:lang w:val="en_US" w:bidi="en_US"/>
         </w:rPr>
         <w:t xml:space="preserve">, </w:t>
       </w:r>
-      <w:hyperlink r:id="rId26">
-        <w:r>
-          <w:rPr>
-            <w:lang w:val="en_US" w:bidi="en_US"/>
-          </w:rPr>
-          <w:rPr>
-            <w:color w:val="0000EE"/>
-            <w:u w:val="single"/>
-          </w:rPr>
-          <w:t>6:2</w:t>
-        </w:r>
-      </w:hyperlink>
+      <w:r>
+        <w:rPr>
+          <w:lang w:val="en_US" w:bidi="en_US"/>
+        </w:rPr>
+        <w:t>6:2</w:t>
+      </w:r>
       <w:r>
         <w:rPr>
           <w:lang w:val="en_US" w:bidi="en_US"/>
@@ -796,18 +700,12 @@
         </w:rPr>
         <w:t xml:space="preserve"> </w:t>
       </w:r>
-      <w:hyperlink r:id="rId27">
-        <w:r>
-          <w:rPr>
-            <w:lang w:val="en_US" w:bidi="en_US"/>
-          </w:rPr>
-          <w:rPr>
-            <w:color w:val="0000EE"/>
-            <w:u w:val="single"/>
-          </w:rPr>
-          <w:t>Dn 3:19</w:t>
-        </w:r>
-      </w:hyperlink>
+      <w:r>
+        <w:rPr>
+          <w:lang w:val="en_US" w:bidi="en_US"/>
+        </w:rPr>
+        <w:t>Dn 3:19</w:t>
+      </w:r>
       <w:r>
         <w:rPr>
           <w:lang w:val="en_US" w:bidi="en_US"/>
@@ -858,18 +756,12 @@
         </w:rPr>
         <w:t xml:space="preserve"> 1194; cf. </w:t>
       </w:r>
-      <w:hyperlink r:id="rId28">
-        <w:r>
-          <w:rPr>
-            <w:lang w:val="en_US" w:bidi="en_US"/>
-          </w:rPr>
-          <w:rPr>
-            <w:color w:val="0000EE"/>
-            <w:u w:val="single"/>
-          </w:rPr>
-          <w:t>Ex 16:5</w:t>
-        </w:r>
-      </w:hyperlink>
+      <w:r>
+        <w:rPr>
+          <w:lang w:val="en_US" w:bidi="en_US"/>
+        </w:rPr>
+        <w:t>Ex 16:5</w:t>
+      </w:r>
       <w:r>
         <w:rPr>
           <w:lang w:val="en_US" w:bidi="en_US"/>
@@ -1030,18 +922,12 @@
         </w:rPr>
         <w:t xml:space="preserve"> </w:t>
       </w:r>
-      <w:hyperlink r:id="rId29">
-        <w:r>
-          <w:rPr>
-            <w:lang w:val="en_US" w:bidi="en_US"/>
-          </w:rPr>
-          <w:rPr>
-            <w:color w:val="0000EE"/>
-            <w:u w:val="single"/>
-          </w:rPr>
-          <w:t>Dn 6:23</w:t>
-        </w:r>
-      </w:hyperlink>
+      <w:r>
+        <w:rPr>
+          <w:lang w:val="en_US" w:bidi="en_US"/>
+        </w:rPr>
+        <w:t>Dn 6:23</w:t>
+      </w:r>
       <w:r>
         <w:rPr>
           <w:lang w:val="en_US" w:bidi="en_US"/>
@@ -1073,18 +959,12 @@
         </w:rPr>
         <w:t xml:space="preserve"> </w:t>
       </w:r>
-      <w:hyperlink r:id="rId30">
-        <w:r>
-          <w:rPr>
-            <w:lang w:val="en_US" w:bidi="en_US"/>
-          </w:rPr>
-          <w:rPr>
-            <w:color w:val="0000EE"/>
-            <w:u w:val="single"/>
-          </w:rPr>
-          <w:t>4:20</w:t>
-        </w:r>
-      </w:hyperlink>
+      <w:r>
+        <w:rPr>
+          <w:lang w:val="en_US" w:bidi="en_US"/>
+        </w:rPr>
+        <w:t>4:20</w:t>
+      </w:r>
       <w:r>
         <w:rPr>
           <w:lang w:val="en_US" w:bidi="en_US"/>
@@ -1116,18 +996,12 @@
         </w:rPr>
         <w:t xml:space="preserve"> </w:t>
       </w:r>
-      <w:hyperlink r:id="rId31">
-        <w:r>
-          <w:rPr>
-            <w:lang w:val="en_US" w:bidi="en_US"/>
-          </w:rPr>
-          <w:rPr>
-            <w:color w:val="0000EE"/>
-            <w:u w:val="single"/>
-          </w:rPr>
-          <w:t>Ezr 6:12</w:t>
-        </w:r>
-      </w:hyperlink>
+      <w:r>
+        <w:rPr>
+          <w:lang w:val="en_US" w:bidi="en_US"/>
+        </w:rPr>
+        <w:t>Ezr 6:12</w:t>
+      </w:r>
       <w:r>
         <w:rPr>
           <w:lang w:val="en_US" w:bidi="en_US"/>
@@ -1172,54 +1046,36 @@
         </w:rPr>
         <w:t xml:space="preserve"> </w:t>
       </w:r>
-      <w:hyperlink r:id="rId32">
-        <w:r>
-          <w:rPr>
-            <w:lang w:val="en_US" w:bidi="en_US"/>
-          </w:rPr>
-          <w:rPr>
-            <w:color w:val="0000EE"/>
-            <w:u w:val="single"/>
-          </w:rPr>
-          <w:t>Dn 2:44</w:t>
-        </w:r>
-      </w:hyperlink>
+      <w:r>
+        <w:rPr>
+          <w:lang w:val="en_US" w:bidi="en_US"/>
+        </w:rPr>
+        <w:t>Dn 2:44</w:t>
+      </w:r>
       <w:r>
         <w:rPr>
           <w:lang w:val="en_US" w:bidi="en_US"/>
         </w:rPr>
         <w:t xml:space="preserve">, </w:t>
       </w:r>
-      <w:hyperlink r:id="rId33">
-        <w:r>
-          <w:rPr>
-            <w:lang w:val="en_US" w:bidi="en_US"/>
-          </w:rPr>
-          <w:rPr>
-            <w:color w:val="0000EE"/>
-            <w:u w:val="single"/>
-          </w:rPr>
-          <w:t>6:27</w:t>
-        </w:r>
-      </w:hyperlink>
+      <w:r>
+        <w:rPr>
+          <w:lang w:val="en_US" w:bidi="en_US"/>
+        </w:rPr>
+        <w:t>6:27</w:t>
+      </w:r>
       <w:r>
         <w:rPr>
           <w:lang w:val="en_US" w:bidi="en_US"/>
         </w:rPr>
         <w:t xml:space="preserve">, </w:t>
       </w:r>
-      <w:hyperlink r:id="rId34">
-        <w:r>
-          <w:rPr>
-            <w:lang w:val="en_US" w:bidi="en_US"/>
-          </w:rPr>
-          <w:rPr>
-            <w:color w:val="0000EE"/>
-            <w:u w:val="single"/>
-          </w:rPr>
-          <w:t>7:14</w:t>
-        </w:r>
-      </w:hyperlink>
+      <w:r>
+        <w:rPr>
+          <w:lang w:val="en_US" w:bidi="en_US"/>
+        </w:rPr>
+        <w:t>7:14</w:t>
+      </w:r>
       <w:r>
         <w:rPr>
           <w:lang w:val="en_US" w:bidi="en_US"/>
@@ -1329,18 +1185,12 @@
         </w:rPr>
         <w:t>:</w:t>
       </w:r>
-      <w:hyperlink r:id="rId35">
-        <w:r>
-          <w:rPr>
-            <w:lang w:val="en_US" w:bidi="en_US"/>
-          </w:rPr>
-          <w:rPr>
-            <w:color w:val="0000EE"/>
-            <w:u w:val="single"/>
-          </w:rPr>
-          <w:t>Dn 6:24</w:t>
-        </w:r>
-      </w:hyperlink>
+      <w:r>
+        <w:rPr>
+          <w:lang w:val="en_US" w:bidi="en_US"/>
+        </w:rPr>
+        <w:t>Dn 6:24</w:t>
+      </w:r>
       <w:r>
         <w:rPr>
           <w:lang w:val="en_US" w:bidi="en_US"/>
@@ -1359,36 +1209,24 @@
         </w:rPr>
         <w:t xml:space="preserve">: </w:t>
       </w:r>
-      <w:hyperlink r:id="rId36">
-        <w:r>
-          <w:rPr>
-            <w:lang w:val="en_US" w:bidi="en_US"/>
-          </w:rPr>
-          <w:rPr>
-            <w:color w:val="0000EE"/>
-            <w:u w:val="single"/>
-          </w:rPr>
-          <w:t>Dn 3:25</w:t>
-        </w:r>
-      </w:hyperlink>
+      <w:r>
+        <w:rPr>
+          <w:lang w:val="en_US" w:bidi="en_US"/>
+        </w:rPr>
+        <w:t>Dn 3:25</w:t>
+      </w:r>
       <w:r>
         <w:rPr>
           <w:lang w:val="en_US" w:bidi="en_US"/>
         </w:rPr>
         <w:t xml:space="preserve">, </w:t>
       </w:r>
-      <w:hyperlink r:id="rId35">
-        <w:r>
-          <w:rPr>
-            <w:lang w:val="en_US" w:bidi="en_US"/>
-          </w:rPr>
-          <w:rPr>
-            <w:color w:val="0000EE"/>
-            <w:u w:val="single"/>
-          </w:rPr>
-          <w:t>6:24</w:t>
-        </w:r>
-      </w:hyperlink>
+      <w:r>
+        <w:rPr>
+          <w:lang w:val="en_US" w:bidi="en_US"/>
+        </w:rPr>
+        <w:t>6:24</w:t>
+      </w:r>
       <w:r>
         <w:rPr>
           <w:lang w:val="en_US" w:bidi="en_US"/>
@@ -1420,18 +1258,12 @@
         </w:rPr>
         <w:t xml:space="preserve"> </w:t>
       </w:r>
-      <w:hyperlink r:id="rId37">
-        <w:r>
-          <w:rPr>
-            <w:lang w:val="en_US" w:bidi="en_US"/>
-          </w:rPr>
-          <w:rPr>
-            <w:color w:val="0000EE"/>
-            <w:u w:val="single"/>
-          </w:rPr>
-          <w:t>Ezr 4:22</w:t>
-        </w:r>
-      </w:hyperlink>
+      <w:r>
+        <w:rPr>
+          <w:lang w:val="en_US" w:bidi="en_US"/>
+        </w:rPr>
+        <w:t>Ezr 4:22</w:t>
+      </w:r>
       <w:r>
         <w:rPr>
           <w:lang w:val="en_US" w:bidi="en_US"/>
@@ -1541,18 +1373,12 @@
         </w:rPr>
         <w:t xml:space="preserve">: </w:t>
       </w:r>
-      <w:hyperlink r:id="rId29">
-        <w:r>
-          <w:rPr>
-            <w:lang w:val="en_US" w:bidi="en_US"/>
-          </w:rPr>
-          <w:rPr>
-            <w:color w:val="0000EE"/>
-            <w:u w:val="single"/>
-          </w:rPr>
-          <w:t>Dn 6:23</w:t>
-        </w:r>
-      </w:hyperlink>
+      <w:r>
+        <w:rPr>
+          <w:lang w:val="en_US" w:bidi="en_US"/>
+        </w:rPr>
+        <w:t>Dn 6:23</w:t>
+      </w:r>
       <w:r>
         <w:rPr>
           <w:lang w:val="en_US" w:bidi="en_US"/>
@@ -1674,54 +1500,36 @@
         </w:rPr>
         <w:t xml:space="preserve"> </w:t>
       </w:r>
-      <w:hyperlink r:id="rId38">
-        <w:r>
-          <w:rPr>
-            <w:lang w:val="en_US" w:bidi="en_US"/>
-          </w:rPr>
-          <w:rPr>
-            <w:color w:val="0000EE"/>
-            <w:u w:val="single"/>
-          </w:rPr>
-          <w:t>Dn 2:13</w:t>
-        </w:r>
-      </w:hyperlink>
+      <w:r>
+        <w:rPr>
+          <w:lang w:val="en_US" w:bidi="en_US"/>
+        </w:rPr>
+        <w:t>Dn 2:13</w:t>
+      </w:r>
       <w:r>
         <w:rPr>
           <w:lang w:val="en_US" w:bidi="en_US"/>
         </w:rPr>
         <w:t xml:space="preserve">, </w:t>
       </w:r>
-      <w:hyperlink r:id="rId39">
-        <w:r>
-          <w:rPr>
-            <w:lang w:val="en_US" w:bidi="en_US"/>
-          </w:rPr>
-          <w:rPr>
-            <w:color w:val="0000EE"/>
-            <w:u w:val="single"/>
-          </w:rPr>
-          <w:t>2:17</w:t>
-        </w:r>
-      </w:hyperlink>
+      <w:r>
+        <w:rPr>
+          <w:lang w:val="en_US" w:bidi="en_US"/>
+        </w:rPr>
+        <w:t>2:17</w:t>
+      </w:r>
       <w:r>
         <w:rPr>
           <w:lang w:val="en_US" w:bidi="en_US"/>
         </w:rPr>
         <w:t xml:space="preserve">, </w:t>
       </w:r>
-      <w:hyperlink r:id="rId40">
-        <w:r>
-          <w:rPr>
-            <w:lang w:val="en_US" w:bidi="en_US"/>
-          </w:rPr>
-          <w:rPr>
-            <w:color w:val="0000EE"/>
-            <w:u w:val="single"/>
-          </w:rPr>
-          <w:t>2:18</w:t>
-        </w:r>
-      </w:hyperlink>
+      <w:r>
+        <w:rPr>
+          <w:lang w:val="en_US" w:bidi="en_US"/>
+        </w:rPr>
+        <w:t>2:18</w:t>
+      </w:r>
       <w:r>
         <w:rPr>
           <w:lang w:val="en_US" w:bidi="en_US"/>
@@ -1815,18 +1623,12 @@
         </w:rPr>
         <w:t xml:space="preserve"> </w:t>
       </w:r>
-      <w:hyperlink r:id="rId41">
-        <w:r>
-          <w:rPr>
-            <w:lang w:val="en_US" w:bidi="en_US"/>
-          </w:rPr>
-          <w:rPr>
-            <w:color w:val="0000EE"/>
-            <w:u w:val="single"/>
-          </w:rPr>
-          <w:t>Dn 7:20</w:t>
-        </w:r>
-      </w:hyperlink>
+      <w:r>
+        <w:rPr>
+          <w:lang w:val="en_US" w:bidi="en_US"/>
+        </w:rPr>
+        <w:t>Dn 7:20</w:t>
+      </w:r>
       <w:r>
         <w:rPr>
           <w:lang w:val="en_US" w:bidi="en_US"/>
@@ -1922,36 +1724,24 @@
         </w:rPr>
         <w:t>);—</w:t>
       </w:r>
-      <w:hyperlink r:id="rId42">
-        <w:r>
-          <w:rPr>
-            <w:lang w:val="en_US" w:bidi="en_US"/>
-          </w:rPr>
-          <w:rPr>
-            <w:color w:val="0000EE"/>
-            <w:u w:val="single"/>
-          </w:rPr>
-          <w:t>Ezr 5:1</w:t>
-        </w:r>
-      </w:hyperlink>
+      <w:r>
+        <w:rPr>
+          <w:lang w:val="en_US" w:bidi="en_US"/>
+        </w:rPr>
+        <w:t>Ezr 5:1</w:t>
+      </w:r>
       <w:r>
         <w:rPr>
           <w:lang w:val="en_US" w:bidi="en_US"/>
         </w:rPr>
         <w:t xml:space="preserve">, </w:t>
       </w:r>
-      <w:hyperlink r:id="rId43">
-        <w:r>
-          <w:rPr>
-            <w:lang w:val="en_US" w:bidi="en_US"/>
-          </w:rPr>
-          <w:rPr>
-            <w:color w:val="0000EE"/>
-            <w:u w:val="single"/>
-          </w:rPr>
-          <w:t>6:14</w:t>
-        </w:r>
-      </w:hyperlink>
+      <w:r>
+        <w:rPr>
+          <w:lang w:val="en_US" w:bidi="en_US"/>
+        </w:rPr>
+        <w:t>6:14</w:t>
+      </w:r>
       <w:r>
         <w:rPr>
           <w:lang w:val="en_US" w:bidi="en_US"/>
@@ -2113,18 +1903,12 @@
         </w:rPr>
         <w:t xml:space="preserve">: </w:t>
       </w:r>
-      <w:hyperlink r:id="rId44">
-        <w:r>
-          <w:rPr>
-            <w:lang w:val="en_US" w:bidi="en_US"/>
-          </w:rPr>
-          <w:rPr>
-            <w:color w:val="0000EE"/>
-            <w:u w:val="single"/>
-          </w:rPr>
-          <w:t>Ezr 6:16</w:t>
-        </w:r>
-      </w:hyperlink>
+      <w:r>
+        <w:rPr>
+          <w:lang w:val="en_US" w:bidi="en_US"/>
+        </w:rPr>
+        <w:t>Ezr 6:16</w:t>
+      </w:r>
       <w:r>
         <w:rPr>
           <w:lang w:val="en_US" w:bidi="en_US"/>
@@ -2281,18 +2065,12 @@
         </w:rPr>
         <w:t xml:space="preserve"> </w:t>
       </w:r>
-      <w:hyperlink r:id="rId45">
-        <w:r>
-          <w:rPr>
-            <w:lang w:val="en_US" w:bidi="en_US"/>
-          </w:rPr>
-          <w:rPr>
-            <w:color w:val="0000EE"/>
-            <w:u w:val="single"/>
-          </w:rPr>
-          <w:t>Dn 2:32</w:t>
-        </w:r>
-      </w:hyperlink>
+      <w:r>
+        <w:rPr>
+          <w:lang w:val="en_US" w:bidi="en_US"/>
+        </w:rPr>
+        <w:t>Dn 2:32</w:t>
+      </w:r>
       <w:r>
         <w:rPr>
           <w:lang w:val="en_US" w:bidi="en_US"/>
@@ -2386,18 +2164,12 @@
         </w:rPr>
         <w:t xml:space="preserve">: </w:t>
       </w:r>
-      <w:hyperlink r:id="rId46">
-        <w:r>
-          <w:rPr>
-            <w:lang w:val="en_US" w:bidi="en_US"/>
-          </w:rPr>
-          <w:rPr>
-            <w:color w:val="0000EE"/>
-            <w:u w:val="single"/>
-          </w:rPr>
-          <w:t>Ezr 6:4</w:t>
-        </w:r>
-      </w:hyperlink>
+      <w:r>
+        <w:rPr>
+          <w:lang w:val="en_US" w:bidi="en_US"/>
+        </w:rPr>
+        <w:t>Ezr 6:4</w:t>
+      </w:r>
       <w:r>
         <w:rPr>
           <w:lang w:val="en_US" w:bidi="en_US"/>
@@ -2589,18 +2361,12 @@
         </w:rPr>
         <w:t xml:space="preserve"> </w:t>
       </w:r>
-      <w:hyperlink r:id="rId47">
-        <w:r>
-          <w:rPr>
-            <w:lang w:val="en_US" w:bidi="en_US"/>
-          </w:rPr>
-          <w:rPr>
-            <w:color w:val="0000EE"/>
-            <w:u w:val="single"/>
-          </w:rPr>
-          <w:t>Dn 5:12</w:t>
-        </w:r>
-      </w:hyperlink>
+      <w:r>
+        <w:rPr>
+          <w:lang w:val="en_US" w:bidi="en_US"/>
+        </w:rPr>
+        <w:t>Dn 5:12</w:t>
+      </w:r>
       <w:r>
         <w:rPr>
           <w:lang w:val="en_US" w:bidi="en_US"/>
@@ -2803,18 +2569,12 @@
         </w:rPr>
         <w:t xml:space="preserve">) </w:t>
       </w:r>
-      <w:hyperlink r:id="rId48">
-        <w:r>
-          <w:rPr>
-            <w:lang w:val="en_US" w:bidi="en_US"/>
-          </w:rPr>
-          <w:rPr>
-            <w:color w:val="0000EE"/>
-            <w:u w:val="single"/>
-          </w:rPr>
-          <w:t>Dn 5:7</w:t>
-        </w:r>
-      </w:hyperlink>
+      <w:r>
+        <w:rPr>
+          <w:lang w:val="en_US" w:bidi="en_US"/>
+        </w:rPr>
+        <w:t>Dn 5:7</w:t>
+      </w:r>
       <w:r>
         <w:rPr>
           <w:lang w:val="en_US" w:bidi="en_US"/>
@@ -2833,18 +2593,12 @@
         </w:rPr>
         <w:t xml:space="preserve"> </w:t>
       </w:r>
-      <w:hyperlink r:id="rId49">
-        <w:r>
-          <w:rPr>
-            <w:lang w:val="en_US" w:bidi="en_US"/>
-          </w:rPr>
-          <w:rPr>
-            <w:color w:val="0000EE"/>
-            <w:u w:val="single"/>
-          </w:rPr>
-          <w:t>2:11</w:t>
-        </w:r>
-      </w:hyperlink>
+      <w:r>
+        <w:rPr>
+          <w:lang w:val="en_US" w:bidi="en_US"/>
+        </w:rPr>
+        <w:t>2:11</w:t>
+      </w:r>
       <w:r>
         <w:rPr>
           <w:lang w:val="en_US" w:bidi="en_US"/>
@@ -2887,18 +2641,12 @@
         </w:rPr>
         <w:t xml:space="preserve"> </w:t>
       </w:r>
-      <w:hyperlink r:id="rId50">
-        <w:r>
-          <w:rPr>
-            <w:lang w:val="en_US" w:bidi="en_US"/>
-          </w:rPr>
-          <w:rPr>
-            <w:color w:val="0000EE"/>
-            <w:u w:val="single"/>
-          </w:rPr>
-          <w:t>2:24</w:t>
-        </w:r>
-      </w:hyperlink>
+      <w:r>
+        <w:rPr>
+          <w:lang w:val="en_US" w:bidi="en_US"/>
+        </w:rPr>
+        <w:t>2:24</w:t>
+      </w:r>
       <w:r>
         <w:rPr>
           <w:lang w:val="en_US" w:bidi="en_US"/>
@@ -2941,18 +2689,12 @@
         </w:rPr>
         <w:t xml:space="preserve"> v:</w:t>
       </w:r>
-      <w:hyperlink r:id="rId51">
-        <w:r>
-          <w:rPr>
-            <w:lang w:val="en_US" w:bidi="en_US"/>
-          </w:rPr>
-          <w:rPr>
-            <w:color w:val="0000EE"/>
-            <w:u w:val="single"/>
-          </w:rPr>
-          <w:t>4</w:t>
-        </w:r>
-      </w:hyperlink>
+      <w:r>
+        <w:rPr>
+          <w:lang w:val="en_US" w:bidi="en_US"/>
+        </w:rPr>
+        <w:t>4</w:t>
+      </w:r>
       <w:r>
         <w:rPr>
           <w:lang w:val="en_US" w:bidi="en_US"/>
@@ -3033,18 +2775,12 @@
         </w:rPr>
         <w:t xml:space="preserve"> </w:t>
       </w:r>
-      <w:hyperlink r:id="rId47">
-        <w:r>
-          <w:rPr>
-            <w:lang w:val="en_US" w:bidi="en_US"/>
-          </w:rPr>
-          <w:rPr>
-            <w:color w:val="0000EE"/>
-            <w:u w:val="single"/>
-          </w:rPr>
-          <w:t>Dn 5:12</w:t>
-        </w:r>
-      </w:hyperlink>
+      <w:r>
+        <w:rPr>
+          <w:lang w:val="en_US" w:bidi="en_US"/>
+        </w:rPr>
+        <w:t>Dn 5:12</w:t>
+      </w:r>
       <w:r>
         <w:rPr>
           <w:lang w:val="en_US" w:bidi="en_US"/>
@@ -3063,18 +2799,12 @@
         </w:rPr>
         <w:t xml:space="preserve"> </w:t>
       </w:r>
-      <w:hyperlink r:id="rId52">
-        <w:r>
-          <w:rPr>
-            <w:lang w:val="en_US" w:bidi="en_US"/>
-          </w:rPr>
-          <w:rPr>
-            <w:color w:val="0000EE"/>
-            <w:u w:val="single"/>
-          </w:rPr>
-          <w:t>2:6</w:t>
-        </w:r>
-      </w:hyperlink>
+      <w:r>
+        <w:rPr>
+          <w:lang w:val="en_US" w:bidi="en_US"/>
+        </w:rPr>
+        <w:t>2:6</w:t>
+      </w:r>
       <w:r>
         <w:rPr>
           <w:lang w:val="en_US" w:bidi="en_US"/>
@@ -3105,18 +2835,12 @@
         </w:rPr>
         <w:t xml:space="preserve"> v:</w:t>
       </w:r>
-      <w:hyperlink r:id="rId17">
-        <w:r>
-          <w:rPr>
-            <w:lang w:val="en_US" w:bidi="en_US"/>
-          </w:rPr>
-          <w:rPr>
-            <w:color w:val="0000EE"/>
-            <w:u w:val="single"/>
-          </w:rPr>
-          <w:t>9</w:t>
-        </w:r>
-      </w:hyperlink>
+      <w:r>
+        <w:rPr>
+          <w:lang w:val="en_US" w:bidi="en_US"/>
+        </w:rPr>
+        <w:t>9</w:t>
+      </w:r>
       <w:r>
         <w:rPr>
           <w:lang w:val="en_US" w:bidi="en_US"/>
@@ -3147,18 +2871,12 @@
         </w:rPr>
         <w:t xml:space="preserve"> v:</w:t>
       </w:r>
-      <w:hyperlink r:id="rId53">
-        <w:r>
-          <w:rPr>
-            <w:lang w:val="en_US" w:bidi="en_US"/>
-          </w:rPr>
-          <w:rPr>
-            <w:color w:val="0000EE"/>
-            <w:u w:val="single"/>
-          </w:rPr>
-          <w:t>7</w:t>
-        </w:r>
-      </w:hyperlink>
+      <w:r>
+        <w:rPr>
+          <w:lang w:val="en_US" w:bidi="en_US"/>
+        </w:rPr>
+        <w:t>7</w:t>
+      </w:r>
       <w:r>
         <w:rPr>
           <w:lang w:val="en_US" w:bidi="en_US"/>
@@ -3202,18 +2920,12 @@
         </w:rPr>
         <w:t xml:space="preserve"> v:</w:t>
       </w:r>
-      <w:hyperlink r:id="rId52">
-        <w:r>
-          <w:rPr>
-            <w:lang w:val="en_US" w:bidi="en_US"/>
-          </w:rPr>
-          <w:rPr>
-            <w:color w:val="0000EE"/>
-            <w:u w:val="single"/>
-          </w:rPr>
-          <w:t>6</w:t>
-        </w:r>
-      </w:hyperlink>
+      <w:r>
+        <w:rPr>
+          <w:lang w:val="en_US" w:bidi="en_US"/>
+        </w:rPr>
+        <w:t>6</w:t>
+      </w:r>
       <w:r>
         <w:rPr>
           <w:lang w:val="en_US" w:bidi="en_US"/>
@@ -3245,36 +2957,24 @@
         </w:rPr>
         <w:t xml:space="preserve"> v:</w:t>
       </w:r>
-      <w:hyperlink r:id="rId54">
-        <w:r>
-          <w:rPr>
-            <w:lang w:val="en_US" w:bidi="en_US"/>
-          </w:rPr>
-          <w:rPr>
-            <w:color w:val="0000EE"/>
-            <w:u w:val="single"/>
-          </w:rPr>
-          <w:t>10</w:t>
-        </w:r>
-      </w:hyperlink>
+      <w:r>
+        <w:rPr>
+          <w:lang w:val="en_US" w:bidi="en_US"/>
+        </w:rPr>
+        <w:t>10</w:t>
+      </w:r>
       <w:r>
         <w:rPr>
           <w:lang w:val="en_US" w:bidi="en_US"/>
         </w:rPr>
         <w:t xml:space="preserve">, </w:t>
       </w:r>
-      <w:hyperlink r:id="rId55">
-        <w:r>
-          <w:rPr>
-            <w:lang w:val="en_US" w:bidi="en_US"/>
-          </w:rPr>
-          <w:rPr>
-            <w:color w:val="0000EE"/>
-            <w:u w:val="single"/>
-          </w:rPr>
-          <w:t>5:15</w:t>
-        </w:r>
-      </w:hyperlink>
+      <w:r>
+        <w:rPr>
+          <w:lang w:val="en_US" w:bidi="en_US"/>
+        </w:rPr>
+        <w:t>5:15</w:t>
+      </w:r>
       <w:r>
         <w:rPr>
           <w:lang w:val="en_US" w:bidi="en_US"/>
@@ -3305,36 +3005,24 @@
         </w:rPr>
         <w:t xml:space="preserve"> </w:t>
       </w:r>
-      <w:hyperlink r:id="rId56">
-        <w:r>
-          <w:rPr>
-            <w:lang w:val="en_US" w:bidi="en_US"/>
-          </w:rPr>
-          <w:rPr>
-            <w:color w:val="0000EE"/>
-            <w:u w:val="single"/>
-          </w:rPr>
-          <w:t>2:16</w:t>
-        </w:r>
-      </w:hyperlink>
+      <w:r>
+        <w:rPr>
+          <w:lang w:val="en_US" w:bidi="en_US"/>
+        </w:rPr>
+        <w:t>2:16</w:t>
+      </w:r>
       <w:r>
         <w:rPr>
           <w:lang w:val="en_US" w:bidi="en_US"/>
         </w:rPr>
         <w:t xml:space="preserve">, </w:t>
       </w:r>
-      <w:hyperlink r:id="rId57">
-        <w:r>
-          <w:rPr>
-            <w:lang w:val="en_US" w:bidi="en_US"/>
-          </w:rPr>
-          <w:rPr>
-            <w:color w:val="0000EE"/>
-            <w:u w:val="single"/>
-          </w:rPr>
-          <w:t>2:27</w:t>
-        </w:r>
-      </w:hyperlink>
+      <w:r>
+        <w:rPr>
+          <w:lang w:val="en_US" w:bidi="en_US"/>
+        </w:rPr>
+        <w:t>2:27</w:t>
+      </w:r>
       <w:r>
         <w:rPr>
           <w:lang w:val="en_US" w:bidi="en_US"/>
@@ -3447,18 +3135,12 @@
         </w:rPr>
         <w:t xml:space="preserve"> </w:t>
       </w:r>
-      <w:hyperlink r:id="rId47">
-        <w:r>
-          <w:rPr>
-            <w:lang w:val="en_US" w:bidi="en_US"/>
-          </w:rPr>
-          <w:rPr>
-            <w:color w:val="0000EE"/>
-            <w:u w:val="single"/>
-          </w:rPr>
-          <w:t>Dn 5:12</w:t>
-        </w:r>
-      </w:hyperlink>
+      <w:r>
+        <w:rPr>
+          <w:lang w:val="en_US" w:bidi="en_US"/>
+        </w:rPr>
+        <w:t>Dn 5:12</w:t>
+      </w:r>
       <w:r>
         <w:rPr>
           <w:lang w:val="en_US" w:bidi="en_US"/>
@@ -3490,18 +3172,12 @@
         </w:rPr>
         <w:t xml:space="preserve"> Ju </w:t>
       </w:r>
-      <w:hyperlink r:id="rId58">
-        <w:r>
-          <w:rPr>
-            <w:lang w:val="en_US" w:bidi="en_US"/>
-          </w:rPr>
-          <w:rPr>
-            <w:color w:val="0000EE"/>
-            <w:u w:val="single"/>
-          </w:rPr>
-          <w:t>14:14</w:t>
-        </w:r>
-      </w:hyperlink>
+      <w:r>
+        <w:rPr>
+          <w:lang w:val="en_US" w:bidi="en_US"/>
+        </w:rPr>
+        <w:t>14:14</w:t>
+      </w:r>
       <w:r>
         <w:rPr>
           <w:lang w:val="en_US" w:bidi="en_US"/>
@@ -3661,18 +3337,12 @@
         </w:rPr>
         <w:t xml:space="preserve"> </w:t>
       </w:r>
-      <w:hyperlink r:id="rId59">
-        <w:r>
-          <w:rPr>
-            <w:lang w:val="en_US" w:bidi="en_US"/>
-          </w:rPr>
-          <w:rPr>
-            <w:color w:val="0000EE"/>
-            <w:u w:val="single"/>
-          </w:rPr>
-          <w:t>Ezr 4:12</w:t>
-        </w:r>
-      </w:hyperlink>
+      <w:r>
+        <w:rPr>
+          <w:lang w:val="en_US" w:bidi="en_US"/>
+        </w:rPr>
+        <w:t>Ezr 4:12</w:t>
+      </w:r>
       <w:r>
         <w:rPr>
           <w:lang w:val="en_US" w:bidi="en_US"/>
@@ -4311,18 +3981,12 @@
         </w:rPr>
         <w:t xml:space="preserve"> (after Seybold), cf. </w:t>
       </w:r>
-      <w:hyperlink r:id="rId60">
-        <w:r>
-          <w:rPr>
-            <w:lang w:val="en_US" w:bidi="en_US"/>
-          </w:rPr>
-          <w:rPr>
-            <w:color w:val="0000EE"/>
-            <w:u w:val="single"/>
-          </w:rPr>
-          <w:t>Ezr 5:16</w:t>
-        </w:r>
-      </w:hyperlink>
+      <w:r>
+        <w:rPr>
+          <w:lang w:val="en_US" w:bidi="en_US"/>
+        </w:rPr>
+        <w:t>Ezr 5:16</w:t>
+      </w:r>
       <w:r>
         <w:rPr>
           <w:lang w:val="en_US" w:bidi="en_US"/>
@@ -4531,18 +4195,12 @@
         </w:rPr>
         <w:t>]);—</w:t>
       </w:r>
-      <w:hyperlink r:id="rId61">
-        <w:r>
-          <w:rPr>
-            <w:lang w:val="en_US" w:bidi="en_US"/>
-          </w:rPr>
-          <w:rPr>
-            <w:color w:val="0000EE"/>
-            <w:u w:val="single"/>
-          </w:rPr>
-          <w:t>Dn 7:9</w:t>
-        </w:r>
-      </w:hyperlink>
+      <w:r>
+        <w:rPr>
+          <w:lang w:val="en_US" w:bidi="en_US"/>
+        </w:rPr>
+        <w:t>Dn 7:9</w:t>
+      </w:r>
       <w:r>
         <w:rPr>
           <w:lang w:val="en_US" w:bidi="en_US"/>
@@ -4685,36 +4343,24 @@
         </w:rPr>
         <w:t xml:space="preserve">: </w:t>
       </w:r>
-      <w:hyperlink r:id="rId30">
-        <w:r>
-          <w:rPr>
-            <w:lang w:val="en_US" w:bidi="en_US"/>
-          </w:rPr>
-          <w:rPr>
-            <w:color w:val="0000EE"/>
-            <w:u w:val="single"/>
-          </w:rPr>
-          <w:t>Dn 4:20</w:t>
-        </w:r>
-      </w:hyperlink>
+      <w:r>
+        <w:rPr>
+          <w:lang w:val="en_US" w:bidi="en_US"/>
+        </w:rPr>
+        <w:t>Dn 4:20</w:t>
+      </w:r>
       <w:r>
         <w:rPr>
           <w:lang w:val="en_US" w:bidi="en_US"/>
         </w:rPr>
         <w:t xml:space="preserve">, </w:t>
       </w:r>
-      <w:hyperlink r:id="rId62">
-        <w:r>
-          <w:rPr>
-            <w:lang w:val="en_US" w:bidi="en_US"/>
-          </w:rPr>
-          <w:rPr>
-            <w:color w:val="0000EE"/>
-            <w:u w:val="single"/>
-          </w:rPr>
-          <w:t>5:1</w:t>
-        </w:r>
-      </w:hyperlink>
+      <w:r>
+        <w:rPr>
+          <w:lang w:val="en_US" w:bidi="en_US"/>
+        </w:rPr>
+        <w:t>5:1</w:t>
+      </w:r>
       <w:r>
         <w:rPr>
           <w:lang w:val="en_US" w:bidi="en_US"/>
@@ -4733,18 +4379,12 @@
         </w:rPr>
         <w:t xml:space="preserve"> </w:t>
       </w:r>
-      <w:hyperlink r:id="rId63">
-        <w:r>
-          <w:rPr>
-            <w:lang w:val="en_US" w:bidi="en_US"/>
-          </w:rPr>
-          <w:rPr>
-            <w:color w:val="0000EE"/>
-            <w:u w:val="single"/>
-          </w:rPr>
-          <w:t>2:43</w:t>
-        </w:r>
-      </w:hyperlink>
+      <w:r>
+        <w:rPr>
+          <w:lang w:val="en_US" w:bidi="en_US"/>
+        </w:rPr>
+        <w:t>2:43</w:t>
+      </w:r>
       <w:r>
         <w:rPr>
           <w:lang w:val="en_US" w:bidi="en_US"/>
@@ -4763,36 +4403,24 @@
         </w:rPr>
         <w:t xml:space="preserve">- </w:t>
       </w:r>
-      <w:hyperlink r:id="rId64">
-        <w:r>
-          <w:rPr>
-            <w:lang w:val="en_US" w:bidi="en_US"/>
-          </w:rPr>
-          <w:rPr>
-            <w:color w:val="0000EE"/>
-            <w:u w:val="single"/>
-          </w:rPr>
-          <w:t>2:41</w:t>
-        </w:r>
-      </w:hyperlink>
+      <w:r>
+        <w:rPr>
+          <w:lang w:val="en_US" w:bidi="en_US"/>
+        </w:rPr>
+        <w:t>2:41</w:t>
+      </w:r>
       <w:r>
         <w:rPr>
           <w:lang w:val="en_US" w:bidi="en_US"/>
         </w:rPr>
         <w:t xml:space="preserve">, </w:t>
       </w:r>
-      <w:hyperlink r:id="rId64">
-        <w:r>
-          <w:rPr>
-            <w:lang w:val="en_US" w:bidi="en_US"/>
-          </w:rPr>
-          <w:rPr>
-            <w:color w:val="0000EE"/>
-            <w:u w:val="single"/>
-          </w:rPr>
-          <w:t>2:41</w:t>
-        </w:r>
-      </w:hyperlink>
+      <w:r>
+        <w:rPr>
+          <w:lang w:val="en_US" w:bidi="en_US"/>
+        </w:rPr>
+        <w:t>2:41</w:t>
+      </w:r>
       <w:r>
         <w:rPr>
           <w:lang w:val="en_US" w:bidi="en_US"/>
@@ -4811,18 +4439,12 @@
         </w:rPr>
         <w:t xml:space="preserve"> v:</w:t>
       </w:r>
-      <w:hyperlink r:id="rId65">
-        <w:r>
-          <w:rPr>
-            <w:lang w:val="en_US" w:bidi="en_US"/>
-          </w:rPr>
-          <w:rPr>
-            <w:color w:val="0000EE"/>
-            <w:u w:val="single"/>
-          </w:rPr>
-          <w:t>46</w:t>
-        </w:r>
-      </w:hyperlink>
+      <w:r>
+        <w:rPr>
+          <w:lang w:val="en_US" w:bidi="en_US"/>
+        </w:rPr>
+        <w:t>46</w:t>
+      </w:r>
       <w:r>
         <w:rPr>
           <w:lang w:val="en_US" w:bidi="en_US"/>
@@ -4841,18 +4463,12 @@
         </w:rPr>
         <w:t xml:space="preserve"> </w:t>
       </w:r>
-      <w:hyperlink r:id="rId66">
-        <w:r>
-          <w:rPr>
-            <w:lang w:val="en_US" w:bidi="en_US"/>
-          </w:rPr>
-          <w:rPr>
-            <w:color w:val="0000EE"/>
-            <w:u w:val="single"/>
-          </w:rPr>
-          <w:t>2:8</w:t>
-        </w:r>
-      </w:hyperlink>
+      <w:r>
+        <w:rPr>
+          <w:lang w:val="en_US" w:bidi="en_US"/>
+        </w:rPr>
+        <w:t>2:8</w:t>
+      </w:r>
       <w:r>
         <w:rPr>
           <w:lang w:val="en_US" w:bidi="en_US"/>
@@ -4904,18 +4520,12 @@
         </w:rPr>
         <w:t xml:space="preserve"> </w:t>
       </w:r>
-      <w:hyperlink r:id="rId67">
-        <w:r>
-          <w:rPr>
-            <w:lang w:val="en_US" w:bidi="en_US"/>
-          </w:rPr>
-          <w:rPr>
-            <w:color w:val="0000EE"/>
-            <w:u w:val="single"/>
-          </w:rPr>
-          <w:t>Ezr 4:14</w:t>
-        </w:r>
-      </w:hyperlink>
+      <w:r>
+        <w:rPr>
+          <w:lang w:val="en_US" w:bidi="en_US"/>
+        </w:rPr>
+        <w:t>Ezr 4:14</w:t>
+      </w:r>
       <w:r>
         <w:rPr>
           <w:lang w:val="en_US" w:bidi="en_US"/>
@@ -4947,18 +4557,12 @@
         </w:rPr>
         <w:t xml:space="preserve"> </w:t>
       </w:r>
-      <w:hyperlink r:id="rId13">
-        <w:r>
-          <w:rPr>
-            <w:lang w:val="en_US" w:bidi="en_US"/>
-          </w:rPr>
-          <w:rPr>
-            <w:color w:val="0000EE"/>
-            <w:u w:val="single"/>
-          </w:rPr>
-          <w:t>Dn 2:31</w:t>
-        </w:r>
-      </w:hyperlink>
+      <w:r>
+        <w:rPr>
+          <w:lang w:val="en_US" w:bidi="en_US"/>
+        </w:rPr>
+        <w:t>Dn 2:31</w:t>
+      </w:r>
       <w:r>
         <w:rPr>
           <w:lang w:val="en_US" w:bidi="en_US"/>
@@ -4989,36 +4593,24 @@
         </w:rPr>
         <w:t xml:space="preserve"> </w:t>
       </w:r>
-      <w:hyperlink r:id="rId68">
-        <w:r>
-          <w:rPr>
-            <w:lang w:val="en_US" w:bidi="en_US"/>
-          </w:rPr>
-          <w:rPr>
-            <w:color w:val="0000EE"/>
-            <w:u w:val="single"/>
-          </w:rPr>
-          <w:t>3:27</w:t>
-        </w:r>
-      </w:hyperlink>
+      <w:r>
+        <w:rPr>
+          <w:lang w:val="en_US" w:bidi="en_US"/>
+        </w:rPr>
+        <w:t>3:27</w:t>
+      </w:r>
       <w:r>
         <w:rPr>
           <w:lang w:val="en_US" w:bidi="en_US"/>
         </w:rPr>
         <w:t xml:space="preserve">, </w:t>
       </w:r>
-      <w:hyperlink r:id="rId69">
-        <w:r>
-          <w:rPr>
-            <w:lang w:val="en_US" w:bidi="en_US"/>
-          </w:rPr>
-          <w:rPr>
-            <w:color w:val="0000EE"/>
-            <w:u w:val="single"/>
-          </w:rPr>
-          <w:t>5:23</w:t>
-        </w:r>
-      </w:hyperlink>
+      <w:r>
+        <w:rPr>
+          <w:lang w:val="en_US" w:bidi="en_US"/>
+        </w:rPr>
+        <w:t>5:23</w:t>
+      </w:r>
       <w:r>
         <w:rPr>
           <w:lang w:val="en_US" w:bidi="en_US"/>
@@ -5050,18 +4642,12 @@
         </w:rPr>
         <w:t xml:space="preserve"> </w:t>
       </w:r>
-      <w:hyperlink r:id="rId27">
-        <w:r>
-          <w:rPr>
-            <w:lang w:val="en_US" w:bidi="en_US"/>
-          </w:rPr>
-          <w:rPr>
-            <w:color w:val="0000EE"/>
-            <w:u w:val="single"/>
-          </w:rPr>
-          <w:t>3:19</w:t>
-        </w:r>
-      </w:hyperlink>
+      <w:r>
+        <w:rPr>
+          <w:lang w:val="en_US" w:bidi="en_US"/>
+        </w:rPr>
+        <w:t>3:19</w:t>
+      </w:r>
       <w:r>
         <w:rPr>
           <w:lang w:val="en_US" w:bidi="en_US"/>
@@ -5094,18 +4680,12 @@
         </w:rPr>
         <w:t xml:space="preserve"> of sight </w:t>
       </w:r>
-      <w:hyperlink r:id="rId69">
-        <w:r>
-          <w:rPr>
-            <w:lang w:val="en_US" w:bidi="en_US"/>
-          </w:rPr>
-          <w:rPr>
-            <w:color w:val="0000EE"/>
-            <w:u w:val="single"/>
-          </w:rPr>
-          <w:t>Dn 5:23</w:t>
-        </w:r>
-      </w:hyperlink>
+      <w:r>
+        <w:rPr>
+          <w:lang w:val="en_US" w:bidi="en_US"/>
+        </w:rPr>
+        <w:t>Dn 5:23</w:t>
+      </w:r>
       <w:r>
         <w:rPr>
           <w:lang w:val="en_US" w:bidi="en_US"/>
@@ -5163,18 +4743,12 @@
         </w:rPr>
         <w:t xml:space="preserve"> </w:t>
       </w:r>
-      <w:hyperlink r:id="rId36">
-        <w:r>
-          <w:rPr>
-            <w:lang w:val="en_US" w:bidi="en_US"/>
-          </w:rPr>
-          <w:rPr>
-            <w:color w:val="0000EE"/>
-            <w:u w:val="single"/>
-          </w:rPr>
-          <w:t>3:25</w:t>
-        </w:r>
-      </w:hyperlink>
+      <w:r>
+        <w:rPr>
+          <w:lang w:val="en_US" w:bidi="en_US"/>
+        </w:rPr>
+        <w:t>3:25</w:t>
+      </w:r>
       <w:r>
         <w:rPr>
           <w:lang w:val="en_US" w:bidi="en_US"/>
@@ -5205,36 +4779,24 @@
         </w:rPr>
         <w:t xml:space="preserve"> v:</w:t>
       </w:r>
-      <w:hyperlink r:id="rId68">
-        <w:r>
-          <w:rPr>
-            <w:lang w:val="en_US" w:bidi="en_US"/>
-          </w:rPr>
-          <w:rPr>
-            <w:color w:val="0000EE"/>
-            <w:u w:val="single"/>
-          </w:rPr>
-          <w:t>27</w:t>
-        </w:r>
-      </w:hyperlink>
+      <w:r>
+        <w:rPr>
+          <w:lang w:val="en_US" w:bidi="en_US"/>
+        </w:rPr>
+        <w:t>27</w:t>
+      </w:r>
       <w:r>
         <w:rPr>
           <w:lang w:val="en_US" w:bidi="en_US"/>
         </w:rPr>
         <w:t xml:space="preserve">, acc. rei </w:t>
       </w:r>
-      <w:hyperlink r:id="rId70">
-        <w:r>
-          <w:rPr>
-            <w:lang w:val="en_US" w:bidi="en_US"/>
-          </w:rPr>
-          <w:rPr>
-            <w:color w:val="0000EE"/>
-            <w:u w:val="single"/>
-          </w:rPr>
-          <w:t>5:5</w:t>
-        </w:r>
-      </w:hyperlink>
+      <w:r>
+        <w:rPr>
+          <w:lang w:val="en_US" w:bidi="en_US"/>
+        </w:rPr>
+        <w:t>5:5</w:t>
+      </w:r>
       <w:r>
         <w:rPr>
           <w:lang w:val="en_US" w:bidi="en_US"/>
@@ -5267,18 +4829,12 @@
         </w:rPr>
         <w:t xml:space="preserve"> dishonour of king (acc.) </w:t>
       </w:r>
-      <w:hyperlink r:id="rId67">
-        <w:r>
-          <w:rPr>
-            <w:lang w:val="en_US" w:bidi="en_US"/>
-          </w:rPr>
-          <w:rPr>
-            <w:color w:val="0000EE"/>
-            <w:u w:val="single"/>
-          </w:rPr>
-          <w:t>Ezr 4:14</w:t>
-        </w:r>
-      </w:hyperlink>
+      <w:r>
+        <w:rPr>
+          <w:lang w:val="en_US" w:bidi="en_US"/>
+        </w:rPr>
+        <w:t>Ezr 4:14</w:t>
+      </w:r>
       <w:r>
         <w:rPr>
           <w:lang w:val="en_US" w:bidi="en_US"/>
@@ -5359,216 +4915,144 @@
         </w:rPr>
         <w:t xml:space="preserve">, </w:t>
       </w:r>
-      <w:hyperlink r:id="rId71">
-        <w:r>
-          <w:rPr>
-            <w:lang w:val="en_US" w:bidi="en_US"/>
-          </w:rPr>
-          <w:rPr>
-            <w:color w:val="0000EE"/>
-            <w:u w:val="single"/>
-          </w:rPr>
-          <w:t>4:20</w:t>
-        </w:r>
-      </w:hyperlink>
+      <w:r>
+        <w:rPr>
+          <w:lang w:val="en_US" w:bidi="en_US"/>
+        </w:rPr>
+        <w:t>4:20</w:t>
+      </w:r>
       <w:r>
         <w:rPr>
           <w:lang w:val="en_US" w:bidi="en_US"/>
         </w:rPr>
         <w:t xml:space="preserve">, acc. rei </w:t>
       </w:r>
-      <w:hyperlink r:id="rId72">
-        <w:r>
-          <w:rPr>
-            <w:lang w:val="en_US" w:bidi="en_US"/>
-          </w:rPr>
-          <w:rPr>
-            <w:color w:val="0000EE"/>
-            <w:u w:val="single"/>
-          </w:rPr>
-          <w:t>2:41</w:t>
-        </w:r>
-      </w:hyperlink>
+      <w:r>
+        <w:rPr>
+          <w:lang w:val="en_US" w:bidi="en_US"/>
+        </w:rPr>
+        <w:t>2:41</w:t>
+      </w:r>
       <w:r>
         <w:rPr>
           <w:lang w:val="en_US" w:bidi="en_US"/>
         </w:rPr>
         <w:t xml:space="preserve">, </w:t>
       </w:r>
-      <w:hyperlink r:id="rId72">
-        <w:r>
-          <w:rPr>
-            <w:lang w:val="en_US" w:bidi="en_US"/>
-          </w:rPr>
-          <w:rPr>
-            <w:color w:val="0000EE"/>
-            <w:u w:val="single"/>
-          </w:rPr>
-          <w:t>2:41</w:t>
-        </w:r>
-      </w:hyperlink>
+      <w:r>
+        <w:rPr>
+          <w:lang w:val="en_US" w:bidi="en_US"/>
+        </w:rPr>
+        <w:t>2:41</w:t>
+      </w:r>
       <w:r>
         <w:rPr>
           <w:lang w:val="en_US" w:bidi="en_US"/>
         </w:rPr>
         <w:t xml:space="preserve">, </w:t>
       </w:r>
-      <w:hyperlink r:id="rId73">
-        <w:r>
-          <w:rPr>
-            <w:lang w:val="en_US" w:bidi="en_US"/>
-          </w:rPr>
-          <w:rPr>
-            <w:color w:val="0000EE"/>
-            <w:u w:val="single"/>
-          </w:rPr>
-          <w:t>2:43</w:t>
-        </w:r>
-      </w:hyperlink>
+      <w:r>
+        <w:rPr>
+          <w:lang w:val="en_US" w:bidi="en_US"/>
+        </w:rPr>
+        <w:t>2:43</w:t>
+      </w:r>
       <w:r>
         <w:rPr>
           <w:lang w:val="en_US" w:bidi="en_US"/>
         </w:rPr>
         <w:t xml:space="preserve">, </w:t>
       </w:r>
-      <w:hyperlink r:id="rId74">
-        <w:r>
-          <w:rPr>
-            <w:lang w:val="en_US" w:bidi="en_US"/>
-          </w:rPr>
-          <w:rPr>
-            <w:color w:val="0000EE"/>
-            <w:u w:val="single"/>
-          </w:rPr>
-          <w:t>4:17</w:t>
-        </w:r>
-      </w:hyperlink>
+      <w:r>
+        <w:rPr>
+          <w:lang w:val="en_US" w:bidi="en_US"/>
+        </w:rPr>
+        <w:t>4:17</w:t>
+      </w:r>
       <w:r>
         <w:rPr>
           <w:lang w:val="en_US" w:bidi="en_US"/>
         </w:rPr>
         <w:t xml:space="preserve">, abs. </w:t>
       </w:r>
-      <w:hyperlink r:id="rId75">
-        <w:r>
-          <w:rPr>
-            <w:lang w:val="en_US" w:bidi="en_US"/>
-          </w:rPr>
-          <w:rPr>
-            <w:color w:val="0000EE"/>
-            <w:u w:val="single"/>
-          </w:rPr>
-          <w:t>2:34</w:t>
-        </w:r>
-      </w:hyperlink>
+      <w:r>
+        <w:rPr>
+          <w:lang w:val="en_US" w:bidi="en_US"/>
+        </w:rPr>
+        <w:t>2:34</w:t>
+      </w:r>
       <w:r>
         <w:rPr>
           <w:lang w:val="en_US" w:bidi="en_US"/>
         </w:rPr>
         <w:t xml:space="preserve">, </w:t>
       </w:r>
-      <w:hyperlink r:id="rId76">
-        <w:r>
-          <w:rPr>
-            <w:lang w:val="en_US" w:bidi="en_US"/>
-          </w:rPr>
-          <w:rPr>
-            <w:color w:val="0000EE"/>
-            <w:u w:val="single"/>
-          </w:rPr>
-          <w:t>7:4</w:t>
-        </w:r>
-      </w:hyperlink>
+      <w:r>
+        <w:rPr>
+          <w:lang w:val="en_US" w:bidi="en_US"/>
+        </w:rPr>
+        <w:t>7:4</w:t>
+      </w:r>
       <w:r>
         <w:rPr>
           <w:lang w:val="en_US" w:bidi="en_US"/>
         </w:rPr>
         <w:t xml:space="preserve">, </w:t>
       </w:r>
-      <w:hyperlink r:id="rId77">
-        <w:r>
-          <w:rPr>
-            <w:lang w:val="en_US" w:bidi="en_US"/>
-          </w:rPr>
-          <w:rPr>
-            <w:color w:val="0000EE"/>
-            <w:u w:val="single"/>
-          </w:rPr>
-          <w:t>7:7</w:t>
-        </w:r>
-      </w:hyperlink>
+      <w:r>
+        <w:rPr>
+          <w:lang w:val="en_US" w:bidi="en_US"/>
+        </w:rPr>
+        <w:t>7:7</w:t>
+      </w:r>
       <w:r>
         <w:rPr>
           <w:lang w:val="en_US" w:bidi="en_US"/>
         </w:rPr>
         <w:t xml:space="preserve">, </w:t>
       </w:r>
-      <w:hyperlink r:id="rId78">
-        <w:r>
-          <w:rPr>
-            <w:lang w:val="en_US" w:bidi="en_US"/>
-          </w:rPr>
-          <w:rPr>
-            <w:color w:val="0000EE"/>
-            <w:u w:val="single"/>
-          </w:rPr>
-          <w:t>7:9</w:t>
-        </w:r>
-      </w:hyperlink>
+      <w:r>
+        <w:rPr>
+          <w:lang w:val="en_US" w:bidi="en_US"/>
+        </w:rPr>
+        <w:t>7:9</w:t>
+      </w:r>
       <w:r>
         <w:rPr>
           <w:lang w:val="en_US" w:bidi="en_US"/>
         </w:rPr>
         <w:t xml:space="preserve">, </w:t>
       </w:r>
-      <w:hyperlink r:id="rId79">
-        <w:r>
-          <w:rPr>
-            <w:lang w:val="en_US" w:bidi="en_US"/>
-          </w:rPr>
-          <w:rPr>
-            <w:color w:val="0000EE"/>
-            <w:u w:val="single"/>
-          </w:rPr>
-          <w:t>7:11</w:t>
-        </w:r>
-      </w:hyperlink>
+      <w:r>
+        <w:rPr>
+          <w:lang w:val="en_US" w:bidi="en_US"/>
+        </w:rPr>
+        <w:t>7:11</w:t>
+      </w:r>
       <w:r>
         <w:rPr>
           <w:lang w:val="en_US" w:bidi="en_US"/>
         </w:rPr>
         <w:t xml:space="preserve">, </w:t>
       </w:r>
-      <w:hyperlink r:id="rId79">
-        <w:r>
-          <w:rPr>
-            <w:lang w:val="en_US" w:bidi="en_US"/>
-          </w:rPr>
-          <w:rPr>
-            <w:color w:val="0000EE"/>
-            <w:u w:val="single"/>
-          </w:rPr>
-          <w:t>7:11</w:t>
-        </w:r>
-      </w:hyperlink>
+      <w:r>
+        <w:rPr>
+          <w:lang w:val="en_US" w:bidi="en_US"/>
+        </w:rPr>
+        <w:t>7:11</w:t>
+      </w:r>
       <w:r>
         <w:rPr>
           <w:lang w:val="en_US" w:bidi="en_US"/>
         </w:rPr>
         <w:t xml:space="preserve">, </w:t>
       </w:r>
-      <w:hyperlink r:id="rId80">
-        <w:r>
-          <w:rPr>
-            <w:lang w:val="en_US" w:bidi="en_US"/>
-          </w:rPr>
-          <w:rPr>
-            <w:color w:val="0000EE"/>
-            <w:u w:val="single"/>
-          </w:rPr>
-          <w:t>7:21</w:t>
-        </w:r>
-      </w:hyperlink>
+      <w:r>
+        <w:rPr>
+          <w:lang w:val="en_US" w:bidi="en_US"/>
+        </w:rPr>
+        <w:t>7:21</w:t>
+      </w:r>
       <w:r>
         <w:rPr>
           <w:lang w:val="en_US" w:bidi="en_US"/>
@@ -5587,54 +5071,36 @@
         </w:rPr>
         <w:t xml:space="preserve"> </w:t>
       </w:r>
-      <w:hyperlink r:id="rId81">
-        <w:r>
-          <w:rPr>
-            <w:lang w:val="en_US" w:bidi="en_US"/>
-          </w:rPr>
-          <w:rPr>
-            <w:color w:val="0000EE"/>
-            <w:u w:val="single"/>
-          </w:rPr>
-          <w:t>2:31</w:t>
-        </w:r>
-      </w:hyperlink>
+      <w:r>
+        <w:rPr>
+          <w:lang w:val="en_US" w:bidi="en_US"/>
+        </w:rPr>
+        <w:t>2:31</w:t>
+      </w:r>
       <w:r>
         <w:rPr>
           <w:lang w:val="en_US" w:bidi="en_US"/>
         </w:rPr>
         <w:t xml:space="preserve">, </w:t>
       </w:r>
-      <w:hyperlink r:id="rId82">
-        <w:r>
-          <w:rPr>
-            <w:lang w:val="en_US" w:bidi="en_US"/>
-          </w:rPr>
-          <w:rPr>
-            <w:color w:val="0000EE"/>
-            <w:u w:val="single"/>
-          </w:rPr>
-          <w:t>4:7</w:t>
-        </w:r>
-      </w:hyperlink>
+      <w:r>
+        <w:rPr>
+          <w:lang w:val="en_US" w:bidi="en_US"/>
+        </w:rPr>
+        <w:t>4:7</w:t>
+      </w:r>
       <w:r>
         <w:rPr>
           <w:lang w:val="en_US" w:bidi="en_US"/>
         </w:rPr>
         <w:t xml:space="preserve">, </w:t>
       </w:r>
-      <w:hyperlink r:id="rId83">
-        <w:r>
-          <w:rPr>
-            <w:lang w:val="en_US" w:bidi="en_US"/>
-          </w:rPr>
-          <w:rPr>
-            <w:color w:val="0000EE"/>
-            <w:u w:val="single"/>
-          </w:rPr>
-          <w:t>4:10</w:t>
-        </w:r>
-      </w:hyperlink>
+      <w:r>
+        <w:rPr>
+          <w:lang w:val="en_US" w:bidi="en_US"/>
+        </w:rPr>
+        <w:t>4:10</w:t>
+      </w:r>
       <w:r>
         <w:rPr>
           <w:lang w:val="en_US" w:bidi="en_US"/>
@@ -5653,54 +5119,36 @@
         </w:rPr>
         <w:t xml:space="preserve"> </w:t>
       </w:r>
-      <w:hyperlink r:id="rId84">
-        <w:r>
-          <w:rPr>
-            <w:lang w:val="en_US" w:bidi="en_US"/>
-          </w:rPr>
-          <w:rPr>
-            <w:color w:val="0000EE"/>
-            <w:u w:val="single"/>
-          </w:rPr>
-          <w:t>7:2</w:t>
-        </w:r>
-      </w:hyperlink>
+      <w:r>
+        <w:rPr>
+          <w:lang w:val="en_US" w:bidi="en_US"/>
+        </w:rPr>
+        <w:t>7:2</w:t>
+      </w:r>
       <w:r>
         <w:rPr>
           <w:lang w:val="en_US" w:bidi="en_US"/>
         </w:rPr>
         <w:t xml:space="preserve">, </w:t>
       </w:r>
-      <w:hyperlink r:id="rId85">
-        <w:r>
-          <w:rPr>
-            <w:lang w:val="en_US" w:bidi="en_US"/>
-          </w:rPr>
-          <w:rPr>
-            <w:color w:val="0000EE"/>
-            <w:u w:val="single"/>
-          </w:rPr>
-          <w:t>7:6</w:t>
-        </w:r>
-      </w:hyperlink>
+      <w:r>
+        <w:rPr>
+          <w:lang w:val="en_US" w:bidi="en_US"/>
+        </w:rPr>
+        <w:t>7:6</w:t>
+      </w:r>
       <w:r>
         <w:rPr>
           <w:lang w:val="en_US" w:bidi="en_US"/>
         </w:rPr>
         <w:t xml:space="preserve">, </w:t>
       </w:r>
-      <w:hyperlink r:id="rId86">
-        <w:r>
-          <w:rPr>
-            <w:lang w:val="en_US" w:bidi="en_US"/>
-          </w:rPr>
-          <w:rPr>
-            <w:color w:val="0000EE"/>
-            <w:u w:val="single"/>
-          </w:rPr>
-          <w:t>7:13</w:t>
-        </w:r>
-      </w:hyperlink>
+      <w:r>
+        <w:rPr>
+          <w:lang w:val="en_US" w:bidi="en_US"/>
+        </w:rPr>
+        <w:t>7:13</w:t>
+      </w:r>
       <w:r>
         <w:rPr>
           <w:lang w:val="en_US" w:bidi="en_US"/>
@@ -5731,36 +5179,24 @@
         </w:rPr>
         <w:t xml:space="preserve"> cl. </w:t>
       </w:r>
-      <w:hyperlink r:id="rId87">
-        <w:r>
-          <w:rPr>
-            <w:lang w:val="en_US" w:bidi="en_US"/>
-          </w:rPr>
-          <w:rPr>
-            <w:color w:val="0000EE"/>
-            <w:u w:val="single"/>
-          </w:rPr>
-          <w:t>2:8</w:t>
-        </w:r>
-      </w:hyperlink>
+      <w:r>
+        <w:rPr>
+          <w:lang w:val="en_US" w:bidi="en_US"/>
+        </w:rPr>
+        <w:t>2:8</w:t>
+      </w:r>
       <w:r>
         <w:rPr>
           <w:lang w:val="en_US" w:bidi="en_US"/>
         </w:rPr>
         <w:t xml:space="preserve">, </w:t>
       </w:r>
-      <w:hyperlink r:id="rId88">
-        <w:r>
-          <w:rPr>
-            <w:lang w:val="en_US" w:bidi="en_US"/>
-          </w:rPr>
-          <w:rPr>
-            <w:color w:val="0000EE"/>
-            <w:u w:val="single"/>
-          </w:rPr>
-          <w:t>2:45</w:t>
-        </w:r>
-      </w:hyperlink>
+      <w:r>
+        <w:rPr>
+          <w:lang w:val="en_US" w:bidi="en_US"/>
+        </w:rPr>
+        <w:t>2:45</w:t>
+      </w:r>
       <w:r>
         <w:rPr>
           <w:lang w:val="en_US" w:bidi="en_US"/>
@@ -5792,90 +5228,60 @@
         </w:rPr>
         <w:t xml:space="preserve">, </w:t>
       </w:r>
-      <w:hyperlink r:id="rId89">
-        <w:r>
-          <w:rPr>
-            <w:lang w:val="en_US" w:bidi="en_US"/>
-          </w:rPr>
-          <w:rPr>
-            <w:color w:val="0000EE"/>
-            <w:u w:val="single"/>
-          </w:rPr>
-          <w:t>2:26</w:t>
-        </w:r>
-      </w:hyperlink>
+      <w:r>
+        <w:rPr>
+          <w:lang w:val="en_US" w:bidi="en_US"/>
+        </w:rPr>
+        <w:t>2:26</w:t>
+      </w:r>
       <w:r>
         <w:rPr>
           <w:lang w:val="en_US" w:bidi="en_US"/>
         </w:rPr>
         <w:t xml:space="preserve">, </w:t>
       </w:r>
-      <w:hyperlink r:id="rId90">
-        <w:r>
-          <w:rPr>
-            <w:lang w:val="en_US" w:bidi="en_US"/>
-          </w:rPr>
-          <w:rPr>
-            <w:color w:val="0000EE"/>
-            <w:u w:val="single"/>
-          </w:rPr>
-          <w:t>4:2</w:t>
-        </w:r>
-      </w:hyperlink>
+      <w:r>
+        <w:rPr>
+          <w:lang w:val="en_US" w:bidi="en_US"/>
+        </w:rPr>
+        <w:t>4:2</w:t>
+      </w:r>
       <w:r>
         <w:rPr>
           <w:lang w:val="en_US" w:bidi="en_US"/>
         </w:rPr>
         <w:t xml:space="preserve">, </w:t>
       </w:r>
-      <w:hyperlink r:id="rId91">
-        <w:r>
-          <w:rPr>
-            <w:lang w:val="en_US" w:bidi="en_US"/>
-          </w:rPr>
-          <w:rPr>
-            <w:color w:val="0000EE"/>
-            <w:u w:val="single"/>
-          </w:rPr>
-          <w:t>4:6</w:t>
-        </w:r>
-      </w:hyperlink>
+      <w:r>
+        <w:rPr>
+          <w:lang w:val="en_US" w:bidi="en_US"/>
+        </w:rPr>
+        <w:t>4:6</w:t>
+      </w:r>
       <w:r>
         <w:rPr>
           <w:lang w:val="en_US" w:bidi="en_US"/>
         </w:rPr>
         <w:t xml:space="preserve">, </w:t>
       </w:r>
-      <w:hyperlink r:id="rId92">
-        <w:r>
-          <w:rPr>
-            <w:lang w:val="en_US" w:bidi="en_US"/>
-          </w:rPr>
-          <w:rPr>
-            <w:color w:val="0000EE"/>
-            <w:u w:val="single"/>
-          </w:rPr>
-          <w:t>4:15</w:t>
-        </w:r>
-      </w:hyperlink>
+      <w:r>
+        <w:rPr>
+          <w:lang w:val="en_US" w:bidi="en_US"/>
+        </w:rPr>
+        <w:t>4:15</w:t>
+      </w:r>
       <w:r>
         <w:rPr>
           <w:lang w:val="en_US" w:bidi="en_US"/>
         </w:rPr>
         <w:t xml:space="preserve">, </w:t>
       </w:r>
-      <w:hyperlink r:id="rId20">
-        <w:r>
-          <w:rPr>
-            <w:lang w:val="en_US" w:bidi="en_US"/>
-          </w:rPr>
-          <w:rPr>
-            <w:color w:val="0000EE"/>
-            <w:u w:val="single"/>
-          </w:rPr>
-          <w:t>7:1</w:t>
-        </w:r>
-      </w:hyperlink>
+      <w:r>
+        <w:rPr>
+          <w:lang w:val="en_US" w:bidi="en_US"/>
+        </w:rPr>
+        <w:t>7:1</w:t>
+      </w:r>
       <w:r>
         <w:rPr>
           <w:lang w:val="en_US" w:bidi="en_US"/>
@@ -5920,36 +5326,24 @@
         </w:rPr>
         <w:t xml:space="preserve"> </w:t>
       </w:r>
-      <w:hyperlink r:id="rId27">
-        <w:r>
-          <w:rPr>
-            <w:lang w:val="en_US" w:bidi="en_US"/>
-          </w:rPr>
-          <w:rPr>
-            <w:color w:val="0000EE"/>
-            <w:u w:val="single"/>
-          </w:rPr>
-          <w:t>Dn 3:19</w:t>
-        </w:r>
-      </w:hyperlink>
+      <w:r>
+        <w:rPr>
+          <w:lang w:val="en_US" w:bidi="en_US"/>
+        </w:rPr>
+        <w:t>Dn 3:19</w:t>
+      </w:r>
       <w:r>
         <w:rPr>
           <w:lang w:val="en_US" w:bidi="en_US"/>
         </w:rPr>
         <w:t xml:space="preserve"> (so Targum </w:t>
       </w:r>
-      <w:hyperlink r:id="rId93">
-        <w:r>
-          <w:rPr>
-            <w:lang w:val="en_US" w:bidi="en_US"/>
-          </w:rPr>
-          <w:rPr>
-            <w:color w:val="0000EE"/>
-            <w:u w:val="single"/>
-          </w:rPr>
-          <w:t>Lv 5:10</w:t>
-        </w:r>
-      </w:hyperlink>
+      <w:r>
+        <w:rPr>
+          <w:lang w:val="en_US" w:bidi="en_US"/>
+        </w:rPr>
+        <w:t>Lv 5:10</w:t>
+      </w:r>
       <w:r>
         <w:rPr>
           <w:lang w:val="en_US" w:bidi="en_US"/>
@@ -6074,18 +5468,12 @@
         </w:rPr>
         <w:t xml:space="preserve"> 55, 6 b)) </w:t>
       </w:r>
-      <w:hyperlink r:id="rId94">
-        <w:r>
-          <w:rPr>
-            <w:lang w:val="en_US" w:bidi="en_US"/>
-          </w:rPr>
-          <w:rPr>
-            <w:color w:val="0000EE"/>
-            <w:u w:val="single"/>
-          </w:rPr>
-          <w:t>Dn 2:19</w:t>
-        </w:r>
-      </w:hyperlink>
+      <w:r>
+        <w:rPr>
+          <w:lang w:val="en_US" w:bidi="en_US"/>
+        </w:rPr>
+        <w:t>Dn 2:19</w:t>
+      </w:r>
       <w:r>
         <w:rPr>
           <w:lang w:val="en_US" w:bidi="en_US"/>
@@ -6104,18 +5492,12 @@
         </w:rPr>
         <w:t xml:space="preserve">- </w:t>
       </w:r>
-      <w:hyperlink r:id="rId95">
-        <w:r>
-          <w:rPr>
-            <w:lang w:val="en_US" w:bidi="en_US"/>
-          </w:rPr>
-          <w:rPr>
-            <w:color w:val="0000EE"/>
-            <w:u w:val="single"/>
-          </w:rPr>
-          <w:t>7:2</w:t>
-        </w:r>
-      </w:hyperlink>
+      <w:r>
+        <w:rPr>
+          <w:lang w:val="en_US" w:bidi="en_US"/>
+        </w:rPr>
+        <w:t>7:2</w:t>
+      </w:r>
       <w:r>
         <w:rPr>
           <w:lang w:val="en_US" w:bidi="en_US"/>
@@ -6134,18 +5516,12 @@
         </w:rPr>
         <w:t>- v:</w:t>
       </w:r>
-      <w:hyperlink r:id="rId41">
-        <w:r>
-          <w:rPr>
-            <w:lang w:val="en_US" w:bidi="en_US"/>
-          </w:rPr>
-          <w:rPr>
-            <w:color w:val="0000EE"/>
-            <w:u w:val="single"/>
-          </w:rPr>
-          <w:t>20</w:t>
-        </w:r>
-      </w:hyperlink>
+      <w:r>
+        <w:rPr>
+          <w:lang w:val="en_US" w:bidi="en_US"/>
+        </w:rPr>
+        <w:t>20</w:t>
+      </w:r>
       <w:r>
         <w:rPr>
           <w:lang w:val="en_US" w:bidi="en_US"/>
@@ -6176,18 +5552,12 @@
         </w:rPr>
         <w:t xml:space="preserve"> </w:t>
       </w:r>
-      <w:hyperlink r:id="rId96">
-        <w:r>
-          <w:rPr>
-            <w:lang w:val="en_US" w:bidi="en_US"/>
-          </w:rPr>
-          <w:rPr>
-            <w:color w:val="0000EE"/>
-            <w:u w:val="single"/>
-          </w:rPr>
-          <w:t>2:28</w:t>
-        </w:r>
-      </w:hyperlink>
+      <w:r>
+        <w:rPr>
+          <w:lang w:val="en_US" w:bidi="en_US"/>
+        </w:rPr>
+        <w:t>2:28</w:t>
+      </w:r>
       <w:r>
         <w:rPr>
           <w:lang w:val="en_US" w:bidi="en_US"/>
@@ -6220,18 +5590,12 @@
         </w:rPr>
         <w:t xml:space="preserve"> (as mode of revelation) </w:t>
       </w:r>
-      <w:hyperlink r:id="rId94">
-        <w:r>
-          <w:rPr>
-            <w:lang w:val="en_US" w:bidi="en_US"/>
-          </w:rPr>
-          <w:rPr>
-            <w:color w:val="0000EE"/>
-            <w:u w:val="single"/>
-          </w:rPr>
-          <w:t>2:19</w:t>
-        </w:r>
-      </w:hyperlink>
+      <w:r>
+        <w:rPr>
+          <w:lang w:val="en_US" w:bidi="en_US"/>
+        </w:rPr>
+        <w:t>2:19</w:t>
+      </w:r>
       <w:r>
         <w:rPr>
           <w:lang w:val="en_US" w:bidi="en_US"/>
@@ -6262,54 +5626,36 @@
         </w:rPr>
         <w:t xml:space="preserve">:), </w:t>
       </w:r>
-      <w:hyperlink r:id="rId95">
-        <w:r>
-          <w:rPr>
-            <w:lang w:val="en_US" w:bidi="en_US"/>
-          </w:rPr>
-          <w:rPr>
-            <w:color w:val="0000EE"/>
-            <w:u w:val="single"/>
-          </w:rPr>
-          <w:t>7:2</w:t>
-        </w:r>
-      </w:hyperlink>
+      <w:r>
+        <w:rPr>
+          <w:lang w:val="en_US" w:bidi="en_US"/>
+        </w:rPr>
+        <w:t>7:2</w:t>
+      </w:r>
       <w:r>
         <w:rPr>
           <w:lang w:val="en_US" w:bidi="en_US"/>
         </w:rPr>
         <w:t xml:space="preserve">, so </w:t>
       </w:r>
-      <w:hyperlink r:id="rId97">
-        <w:r>
-          <w:rPr>
-            <w:lang w:val="en_US" w:bidi="en_US"/>
-          </w:rPr>
-          <w:rPr>
-            <w:color w:val="0000EE"/>
-            <w:u w:val="single"/>
-          </w:rPr>
-          <w:t>7:7</w:t>
-        </w:r>
-      </w:hyperlink>
+      <w:r>
+        <w:rPr>
+          <w:lang w:val="en_US" w:bidi="en_US"/>
+        </w:rPr>
+        <w:t>7:7</w:t>
+      </w:r>
       <w:r>
         <w:rPr>
           <w:lang w:val="en_US" w:bidi="en_US"/>
         </w:rPr>
         <w:t xml:space="preserve">. </w:t>
       </w:r>
-      <w:hyperlink r:id="rId98">
-        <w:r>
-          <w:rPr>
-            <w:lang w:val="en_US" w:bidi="en_US"/>
-          </w:rPr>
-          <w:rPr>
-            <w:color w:val="0000EE"/>
-            <w:u w:val="single"/>
-          </w:rPr>
-          <w:t>7:13</w:t>
-        </w:r>
-      </w:hyperlink>
+      <w:r>
+        <w:rPr>
+          <w:lang w:val="en_US" w:bidi="en_US"/>
+        </w:rPr>
+        <w:t>7:13</w:t>
+      </w:r>
       <w:r>
         <w:rPr>
           <w:lang w:val="en_US" w:bidi="en_US"/>
@@ -6340,108 +5686,72 @@
         </w:rPr>
         <w:t xml:space="preserve">: </w:t>
       </w:r>
-      <w:hyperlink r:id="rId96">
-        <w:r>
-          <w:rPr>
-            <w:lang w:val="en_US" w:bidi="en_US"/>
-          </w:rPr>
-          <w:rPr>
-            <w:color w:val="0000EE"/>
-            <w:u w:val="single"/>
-          </w:rPr>
-          <w:t>2:28</w:t>
-        </w:r>
-      </w:hyperlink>
+      <w:r>
+        <w:rPr>
+          <w:lang w:val="en_US" w:bidi="en_US"/>
+        </w:rPr>
+        <w:t>2:28</w:t>
+      </w:r>
       <w:r>
         <w:rPr>
           <w:lang w:val="en_US" w:bidi="en_US"/>
         </w:rPr>
         <w:t xml:space="preserve">, </w:t>
       </w:r>
-      <w:hyperlink r:id="rId99">
-        <w:r>
-          <w:rPr>
-            <w:lang w:val="en_US" w:bidi="en_US"/>
-          </w:rPr>
-          <w:rPr>
-            <w:color w:val="0000EE"/>
-            <w:u w:val="single"/>
-          </w:rPr>
-          <w:t>4:2</w:t>
-        </w:r>
-      </w:hyperlink>
+      <w:r>
+        <w:rPr>
+          <w:lang w:val="en_US" w:bidi="en_US"/>
+        </w:rPr>
+        <w:t>4:2</w:t>
+      </w:r>
       <w:r>
         <w:rPr>
           <w:lang w:val="en_US" w:bidi="en_US"/>
         </w:rPr>
         <w:t xml:space="preserve">, </w:t>
       </w:r>
-      <w:hyperlink r:id="rId100">
-        <w:r>
-          <w:rPr>
-            <w:lang w:val="en_US" w:bidi="en_US"/>
-          </w:rPr>
-          <w:rPr>
-            <w:color w:val="0000EE"/>
-            <w:u w:val="single"/>
-          </w:rPr>
-          <w:t>4:7</w:t>
-        </w:r>
-      </w:hyperlink>
+      <w:r>
+        <w:rPr>
+          <w:lang w:val="en_US" w:bidi="en_US"/>
+        </w:rPr>
+        <w:t>4:7</w:t>
+      </w:r>
       <w:r>
         <w:rPr>
           <w:lang w:val="en_US" w:bidi="en_US"/>
         </w:rPr>
         <w:t xml:space="preserve">, </w:t>
       </w:r>
-      <w:hyperlink r:id="rId101">
-        <w:r>
-          <w:rPr>
-            <w:lang w:val="en_US" w:bidi="en_US"/>
-          </w:rPr>
-          <w:rPr>
-            <w:color w:val="0000EE"/>
-            <w:u w:val="single"/>
-          </w:rPr>
-          <w:t>4:10</w:t>
-        </w:r>
-      </w:hyperlink>
+      <w:r>
+        <w:rPr>
+          <w:lang w:val="en_US" w:bidi="en_US"/>
+        </w:rPr>
+        <w:t>4:10</w:t>
+      </w:r>
       <w:r>
         <w:rPr>
           <w:lang w:val="en_US" w:bidi="en_US"/>
         </w:rPr>
         <w:t xml:space="preserve">, </w:t>
       </w:r>
-      <w:hyperlink r:id="rId102">
-        <w:r>
-          <w:rPr>
-            <w:lang w:val="en_US" w:bidi="en_US"/>
-          </w:rPr>
-          <w:rPr>
-            <w:color w:val="0000EE"/>
-            <w:u w:val="single"/>
-          </w:rPr>
-          <w:t>7:1</w:t>
-        </w:r>
-      </w:hyperlink>
+      <w:r>
+        <w:rPr>
+          <w:lang w:val="en_US" w:bidi="en_US"/>
+        </w:rPr>
+        <w:t>7:1</w:t>
+      </w:r>
       <w:r>
         <w:rPr>
           <w:lang w:val="en_US" w:bidi="en_US"/>
         </w:rPr>
         <w:t xml:space="preserve">, </w:t>
       </w:r>
-      <w:hyperlink r:id="rId103">
-        <w:r>
-          <w:rPr>
-            <w:lang w:val="en_US" w:bidi="en_US"/>
-          </w:rPr>
-          <w:rPr>
-            <w:color w:val="0000EE"/>
-            <w:u w:val="single"/>
-          </w:rPr>
-          <w:t>7:15</w:t>
-        </w:r>
-      </w:hyperlink>
+      <w:r>
+        <w:rPr>
+          <w:lang w:val="en_US" w:bidi="en_US"/>
+        </w:rPr>
+        <w:t>7:15</w:t>
+      </w:r>
       <w:r>
         <w:rPr>
           <w:lang w:val="en_US" w:bidi="en_US"/>
@@ -6472,18 +5782,12 @@
         </w:rPr>
         <w:t xml:space="preserve">: </w:t>
       </w:r>
-      <w:hyperlink r:id="rId104">
-        <w:r>
-          <w:rPr>
-            <w:lang w:val="en_US" w:bidi="en_US"/>
-          </w:rPr>
-          <w:rPr>
-            <w:color w:val="0000EE"/>
-            <w:u w:val="single"/>
-          </w:rPr>
-          <w:t>4:6</w:t>
-        </w:r>
-      </w:hyperlink>
+      <w:r>
+        <w:rPr>
+          <w:lang w:val="en_US" w:bidi="en_US"/>
+        </w:rPr>
+        <w:t>4:6</w:t>
+      </w:r>
       <w:r>
         <w:rPr>
           <w:lang w:val="en_US" w:bidi="en_US"/>
@@ -6560,18 +5864,12 @@
         </w:rPr>
         <w:t xml:space="preserve"> </w:t>
       </w:r>
-      <w:hyperlink r:id="rId41">
-        <w:r>
-          <w:rPr>
-            <w:lang w:val="en_US" w:bidi="en_US"/>
-          </w:rPr>
-          <w:rPr>
-            <w:color w:val="0000EE"/>
-            <w:u w:val="single"/>
-          </w:rPr>
-          <w:t>7:20</w:t>
-        </w:r>
-      </w:hyperlink>
+      <w:r>
+        <w:rPr>
+          <w:lang w:val="en_US" w:bidi="en_US"/>
+        </w:rPr>
+        <w:t>7:20</w:t>
+      </w:r>
       <w:r>
         <w:rPr>
           <w:lang w:val="en_US" w:bidi="en_US"/>
@@ -6690,36 +5988,24 @@
         </w:rPr>
         <w:t xml:space="preserve"> </w:t>
       </w:r>
-      <w:hyperlink r:id="rId105">
-        <w:r>
-          <w:rPr>
-            <w:lang w:val="en_US" w:bidi="en_US"/>
-          </w:rPr>
-          <w:rPr>
-            <w:color w:val="0000EE"/>
-            <w:u w:val="single"/>
-          </w:rPr>
-          <w:t>Dn 4:8</w:t>
-        </w:r>
-      </w:hyperlink>
+      <w:r>
+        <w:rPr>
+          <w:lang w:val="en_US" w:bidi="en_US"/>
+        </w:rPr>
+        <w:t>Dn 4:8</w:t>
+      </w:r>
       <w:r>
         <w:rPr>
           <w:lang w:val="en_US" w:bidi="en_US"/>
         </w:rPr>
         <w:t xml:space="preserve">. </w:t>
       </w:r>
-      <w:hyperlink r:id="rId106">
-        <w:r>
-          <w:rPr>
-            <w:lang w:val="en_US" w:bidi="en_US"/>
-          </w:rPr>
-          <w:rPr>
-            <w:color w:val="0000EE"/>
-            <w:u w:val="single"/>
-          </w:rPr>
-          <w:t>17</w:t>
-        </w:r>
-      </w:hyperlink>
+      <w:r>
+        <w:rPr>
+          <w:lang w:val="en_US" w:bidi="en_US"/>
+        </w:rPr>
+        <w:t>17</w:t>
+      </w:r>
       <w:r>
         <w:rPr>
           <w:lang w:val="en_US" w:bidi="en_US"/>
@@ -6841,18 +6127,12 @@
         </w:rPr>
         <w:t xml:space="preserve"> </w:t>
       </w:r>
-      <w:hyperlink r:id="rId107">
-        <w:r>
-          <w:rPr>
-            <w:lang w:val="en_US" w:bidi="en_US"/>
-          </w:rPr>
-          <w:rPr>
-            <w:color w:val="0000EE"/>
-            <w:u w:val="single"/>
-          </w:rPr>
-          <w:t>Dn 4:24</w:t>
-        </w:r>
-      </w:hyperlink>
+      <w:r>
+        <w:rPr>
+          <w:lang w:val="en_US" w:bidi="en_US"/>
+        </w:rPr>
+        <w:t>Dn 4:24</w:t>
+      </w:r>
       <w:r>
         <w:rPr>
           <w:lang w:val="en_US" w:bidi="en_US"/>
@@ -7154,18 +6434,12 @@
         </w:rPr>
         <w:t xml:space="preserve">: </w:t>
       </w:r>
-      <w:hyperlink r:id="rId108">
-        <w:r>
-          <w:rPr>
-            <w:lang w:val="en_US" w:bidi="en_US"/>
-          </w:rPr>
-          <w:rPr>
-            <w:color w:val="0000EE"/>
-            <w:u w:val="single"/>
-          </w:rPr>
-          <w:t>Ezr 6:17</w:t>
-        </w:r>
-      </w:hyperlink>
+      <w:r>
+        <w:rPr>
+          <w:lang w:val="en_US" w:bidi="en_US"/>
+        </w:rPr>
+        <w:t>Ezr 6:17</w:t>
+      </w:r>
       <w:r>
         <w:rPr>
           <w:lang w:val="en_US" w:bidi="en_US"/>
@@ -7369,90 +6643,60 @@
         </w:rPr>
         <w:t xml:space="preserve"> </w:t>
       </w:r>
-      <w:hyperlink r:id="rId51">
-        <w:r>
-          <w:rPr>
-            <w:lang w:val="en_US" w:bidi="en_US"/>
-          </w:rPr>
-          <w:rPr>
-            <w:color w:val="0000EE"/>
-            <w:u w:val="single"/>
-          </w:rPr>
-          <w:t>Dn 2:4</w:t>
-        </w:r>
-      </w:hyperlink>
+      <w:r>
+        <w:rPr>
+          <w:lang w:val="en_US" w:bidi="en_US"/>
+        </w:rPr>
+        <w:t>Dn 2:4</w:t>
+      </w:r>
       <w:r>
         <w:rPr>
           <w:lang w:val="en_US" w:bidi="en_US"/>
         </w:rPr>
         <w:t xml:space="preserve">, </w:t>
       </w:r>
-      <w:hyperlink r:id="rId109">
-        <w:r>
-          <w:rPr>
-            <w:lang w:val="en_US" w:bidi="en_US"/>
-          </w:rPr>
-          <w:rPr>
-            <w:color w:val="0000EE"/>
-            <w:u w:val="single"/>
-          </w:rPr>
-          <w:t>3:9</w:t>
-        </w:r>
-      </w:hyperlink>
+      <w:r>
+        <w:rPr>
+          <w:lang w:val="en_US" w:bidi="en_US"/>
+        </w:rPr>
+        <w:t>3:9</w:t>
+      </w:r>
       <w:r>
         <w:rPr>
           <w:lang w:val="en_US" w:bidi="en_US"/>
         </w:rPr>
         <w:t xml:space="preserve">, </w:t>
       </w:r>
-      <w:hyperlink r:id="rId110">
-        <w:r>
-          <w:rPr>
-            <w:lang w:val="en_US" w:bidi="en_US"/>
-          </w:rPr>
-          <w:rPr>
-            <w:color w:val="0000EE"/>
-            <w:u w:val="single"/>
-          </w:rPr>
-          <w:t>5:10</w:t>
-        </w:r>
-      </w:hyperlink>
+      <w:r>
+        <w:rPr>
+          <w:lang w:val="en_US" w:bidi="en_US"/>
+        </w:rPr>
+        <w:t>5:10</w:t>
+      </w:r>
       <w:r>
         <w:rPr>
           <w:lang w:val="en_US" w:bidi="en_US"/>
         </w:rPr>
         <w:t xml:space="preserve">, </w:t>
       </w:r>
-      <w:hyperlink r:id="rId111">
-        <w:r>
-          <w:rPr>
-            <w:lang w:val="en_US" w:bidi="en_US"/>
-          </w:rPr>
-          <w:rPr>
-            <w:color w:val="0000EE"/>
-            <w:u w:val="single"/>
-          </w:rPr>
-          <w:t>6:7</w:t>
-        </w:r>
-      </w:hyperlink>
+      <w:r>
+        <w:rPr>
+          <w:lang w:val="en_US" w:bidi="en_US"/>
+        </w:rPr>
+        <w:t>6:7</w:t>
+      </w:r>
       <w:r>
         <w:rPr>
           <w:lang w:val="en_US" w:bidi="en_US"/>
         </w:rPr>
         <w:t xml:space="preserve">, </w:t>
       </w:r>
-      <w:hyperlink r:id="rId112">
-        <w:r>
-          <w:rPr>
-            <w:lang w:val="en_US" w:bidi="en_US"/>
-          </w:rPr>
-          <w:rPr>
-            <w:color w:val="0000EE"/>
-            <w:u w:val="single"/>
-          </w:rPr>
-          <w:t>6:22</w:t>
-        </w:r>
-      </w:hyperlink>
+      <w:r>
+        <w:rPr>
+          <w:lang w:val="en_US" w:bidi="en_US"/>
+        </w:rPr>
+        <w:t>6:22</w:t>
+      </w:r>
       <w:r>
         <w:rPr>
           <w:lang w:val="en_US" w:bidi="en_US"/>
@@ -7547,18 +6791,12 @@
         </w:rPr>
         <w:t xml:space="preserve">. Dn. 28) </w:t>
       </w:r>
-      <w:hyperlink r:id="rId113">
-        <w:r>
-          <w:rPr>
-            <w:lang w:val="en_US" w:bidi="en_US"/>
-          </w:rPr>
-          <w:rPr>
-            <w:color w:val="0000EE"/>
-            <w:u w:val="single"/>
-          </w:rPr>
-          <w:t>Dn 5:19</w:t>
-        </w:r>
-      </w:hyperlink>
+      <w:r>
+        <w:rPr>
+          <w:lang w:val="en_US" w:bidi="en_US"/>
+        </w:rPr>
+        <w:t>Dn 5:19</w:t>
+      </w:r>
       <w:r>
         <w:rPr>
           <w:lang w:val="en_US" w:bidi="en_US"/>
@@ -7673,18 +6911,12 @@
         </w:rPr>
         <w:t xml:space="preserve">: </w:t>
       </w:r>
-      <w:hyperlink r:id="rId114">
-        <w:r>
-          <w:rPr>
-            <w:lang w:val="en_US" w:bidi="en_US"/>
-          </w:rPr>
-          <w:rPr>
-            <w:color w:val="0000EE"/>
-            <w:u w:val="single"/>
-          </w:rPr>
-          <w:t>Dn 4:31</w:t>
-        </w:r>
-      </w:hyperlink>
+      <w:r>
+        <w:rPr>
+          <w:lang w:val="en_US" w:bidi="en_US"/>
+        </w:rPr>
+        <w:t>Dn 4:31</w:t>
+      </w:r>
       <w:r>
         <w:rPr>
           <w:lang w:val="en_US" w:bidi="en_US"/>
@@ -7703,36 +6935,24 @@
         </w:rPr>
         <w:t xml:space="preserve"> </w:t>
       </w:r>
-      <w:hyperlink r:id="rId115">
-        <w:r>
-          <w:rPr>
-            <w:lang w:val="en_US" w:bidi="en_US"/>
-          </w:rPr>
-          <w:rPr>
-            <w:color w:val="0000EE"/>
-            <w:u w:val="single"/>
-          </w:rPr>
-          <w:t>6:21</w:t>
-        </w:r>
-      </w:hyperlink>
+      <w:r>
+        <w:rPr>
+          <w:lang w:val="en_US" w:bidi="en_US"/>
+        </w:rPr>
+        <w:t>6:21</w:t>
+      </w:r>
       <w:r>
         <w:rPr>
           <w:lang w:val="en_US" w:bidi="en_US"/>
         </w:rPr>
         <w:t xml:space="preserve">, </w:t>
       </w:r>
-      <w:hyperlink r:id="rId33">
-        <w:r>
-          <w:rPr>
-            <w:lang w:val="en_US" w:bidi="en_US"/>
-          </w:rPr>
-          <w:rPr>
-            <w:color w:val="0000EE"/>
-            <w:u w:val="single"/>
-          </w:rPr>
-          <w:t>6:27</w:t>
-        </w:r>
-      </w:hyperlink>
+      <w:r>
+        <w:rPr>
+          <w:lang w:val="en_US" w:bidi="en_US"/>
+        </w:rPr>
+        <w:t>6:27</w:t>
+      </w:r>
       <w:r>
         <w:rPr>
           <w:lang w:val="en_US" w:bidi="en_US"/>
@@ -7776,36 +6996,24 @@
         </w:rPr>
         <w:t xml:space="preserve"> </w:t>
       </w:r>
-      <w:hyperlink r:id="rId116">
-        <w:r>
-          <w:rPr>
-            <w:lang w:val="en_US" w:bidi="en_US"/>
-          </w:rPr>
-          <w:rPr>
-            <w:color w:val="0000EE"/>
-            <w:u w:val="single"/>
-          </w:rPr>
-          <w:t>2:30</w:t>
-        </w:r>
-      </w:hyperlink>
+      <w:r>
+        <w:rPr>
+          <w:lang w:val="en_US" w:bidi="en_US"/>
+        </w:rPr>
+        <w:t>2:30</w:t>
+      </w:r>
       <w:r>
         <w:rPr>
           <w:lang w:val="en_US" w:bidi="en_US"/>
         </w:rPr>
         <w:t xml:space="preserve">, </w:t>
       </w:r>
-      <w:hyperlink r:id="rId117">
-        <w:r>
-          <w:rPr>
-            <w:lang w:val="en_US" w:bidi="en_US"/>
-          </w:rPr>
-          <w:rPr>
-            <w:color w:val="0000EE"/>
-            <w:u w:val="single"/>
-          </w:rPr>
-          <w:t>4:14</w:t>
-        </w:r>
-      </w:hyperlink>
+      <w:r>
+        <w:rPr>
+          <w:lang w:val="en_US" w:bidi="en_US"/>
+        </w:rPr>
+        <w:t>4:14</w:t>
+      </w:r>
       <w:r>
         <w:rPr>
           <w:lang w:val="en_US" w:bidi="en_US"/>
@@ -7874,18 +7082,12 @@
         </w:rPr>
         <w:t xml:space="preserve"> </w:t>
       </w:r>
-      <w:hyperlink r:id="rId118">
-        <w:r>
-          <w:rPr>
-            <w:lang w:val="en_US" w:bidi="en_US"/>
-          </w:rPr>
-          <w:rPr>
-            <w:color w:val="0000EE"/>
-            <w:u w:val="single"/>
-          </w:rPr>
-          <w:t>7:12</w:t>
-        </w:r>
-      </w:hyperlink>
+      <w:r>
+        <w:rPr>
+          <w:lang w:val="en_US" w:bidi="en_US"/>
+        </w:rPr>
+        <w:t>7:12</w:t>
+      </w:r>
       <w:r>
         <w:rPr>
           <w:lang w:val="en_US" w:bidi="en_US"/>
@@ -7904,18 +7106,12 @@
         </w:rPr>
         <w:t xml:space="preserve"> </w:t>
       </w:r>
-      <w:hyperlink r:id="rId119">
-        <w:r>
-          <w:rPr>
-            <w:lang w:val="en_US" w:bidi="en_US"/>
-          </w:rPr>
-          <w:rPr>
-            <w:color w:val="0000EE"/>
-            <w:u w:val="single"/>
-          </w:rPr>
-          <w:t>Ezr 6:10</w:t>
-        </w:r>
-      </w:hyperlink>
+      <w:r>
+        <w:rPr>
+          <w:lang w:val="en_US" w:bidi="en_US"/>
+        </w:rPr>
+        <w:t>Ezr 6:10</w:t>
+      </w:r>
       <w:r>
         <w:rPr>
           <w:lang w:val="en_US" w:bidi="en_US"/>
@@ -8021,18 +7217,12 @@
         </w:rPr>
         <w:t xml:space="preserve"> </w:t>
       </w:r>
-      <w:hyperlink r:id="rId120">
-        <w:r>
-          <w:rPr>
-            <w:lang w:val="en_US" w:bidi="en_US"/>
-          </w:rPr>
-          <w:rPr>
-            <w:color w:val="0000EE"/>
-            <w:u w:val="single"/>
-          </w:rPr>
-          <w:t>Dn 4:13</w:t>
-        </w:r>
-      </w:hyperlink>
+      <w:r>
+        <w:rPr>
+          <w:lang w:val="en_US" w:bidi="en_US"/>
+        </w:rPr>
+        <w:t>Dn 4:13</w:t>
+      </w:r>
       <w:r>
         <w:rPr>
           <w:lang w:val="en_US" w:bidi="en_US"/>
@@ -8051,36 +7241,24 @@
         </w:rPr>
         <w:t xml:space="preserve"> </w:t>
       </w:r>
-      <w:hyperlink r:id="rId15">
-        <w:r>
-          <w:rPr>
-            <w:lang w:val="en_US" w:bidi="en_US"/>
-          </w:rPr>
-          <w:rPr>
-            <w:color w:val="0000EE"/>
-            <w:u w:val="single"/>
-          </w:rPr>
-          <w:t>7:5</w:t>
-        </w:r>
-      </w:hyperlink>
+      <w:r>
+        <w:rPr>
+          <w:lang w:val="en_US" w:bidi="en_US"/>
+        </w:rPr>
+        <w:t>7:5</w:t>
+      </w:r>
       <w:r>
         <w:rPr>
           <w:lang w:val="en_US" w:bidi="en_US"/>
         </w:rPr>
         <w:t xml:space="preserve">, </w:t>
       </w:r>
-      <w:hyperlink r:id="rId97">
-        <w:r>
-          <w:rPr>
-            <w:lang w:val="en_US" w:bidi="en_US"/>
-          </w:rPr>
-          <w:rPr>
-            <w:color w:val="0000EE"/>
-            <w:u w:val="single"/>
-          </w:rPr>
-          <w:t>7:7</w:t>
-        </w:r>
-      </w:hyperlink>
+      <w:r>
+        <w:rPr>
+          <w:lang w:val="en_US" w:bidi="en_US"/>
+        </w:rPr>
+        <w:t>7:7</w:t>
+      </w:r>
       <w:r>
         <w:rPr>
           <w:lang w:val="en_US" w:bidi="en_US"/>
@@ -8099,72 +7277,48 @@
         </w:rPr>
         <w:t xml:space="preserve"> </w:t>
       </w:r>
-      <w:hyperlink r:id="rId121">
-        <w:r>
-          <w:rPr>
-            <w:lang w:val="en_US" w:bidi="en_US"/>
-          </w:rPr>
-          <w:rPr>
-            <w:color w:val="0000EE"/>
-            <w:u w:val="single"/>
-          </w:rPr>
-          <w:t>7:6</w:t>
-        </w:r>
-      </w:hyperlink>
+      <w:r>
+        <w:rPr>
+          <w:lang w:val="en_US" w:bidi="en_US"/>
+        </w:rPr>
+        <w:t>7:6</w:t>
+      </w:r>
       <w:r>
         <w:rPr>
           <w:lang w:val="en_US" w:bidi="en_US"/>
         </w:rPr>
         <w:t xml:space="preserve">, </w:t>
       </w:r>
-      <w:hyperlink r:id="rId122">
-        <w:r>
-          <w:rPr>
-            <w:lang w:val="en_US" w:bidi="en_US"/>
-          </w:rPr>
-          <w:rPr>
-            <w:color w:val="0000EE"/>
-            <w:u w:val="single"/>
-          </w:rPr>
-          <w:t>7:11</w:t>
-        </w:r>
-      </w:hyperlink>
+      <w:r>
+        <w:rPr>
+          <w:lang w:val="en_US" w:bidi="en_US"/>
+        </w:rPr>
+        <w:t>7:11</w:t>
+      </w:r>
       <w:r>
         <w:rPr>
           <w:lang w:val="en_US" w:bidi="en_US"/>
         </w:rPr>
         <w:t xml:space="preserve">, </w:t>
       </w:r>
-      <w:hyperlink r:id="rId123">
-        <w:r>
-          <w:rPr>
-            <w:lang w:val="en_US" w:bidi="en_US"/>
-          </w:rPr>
-          <w:rPr>
-            <w:color w:val="0000EE"/>
-            <w:u w:val="single"/>
-          </w:rPr>
-          <w:t>7:19</w:t>
-        </w:r>
-      </w:hyperlink>
+      <w:r>
+        <w:rPr>
+          <w:lang w:val="en_US" w:bidi="en_US"/>
+        </w:rPr>
+        <w:t>7:19</w:t>
+      </w:r>
       <w:r>
         <w:rPr>
           <w:lang w:val="en_US" w:bidi="en_US"/>
         </w:rPr>
         <w:t xml:space="preserve">, </w:t>
       </w:r>
-      <w:hyperlink r:id="rId124">
-        <w:r>
-          <w:rPr>
-            <w:lang w:val="en_US" w:bidi="en_US"/>
-          </w:rPr>
-          <w:rPr>
-            <w:color w:val="0000EE"/>
-            <w:u w:val="single"/>
-          </w:rPr>
-          <w:t>7:23</w:t>
-        </w:r>
-      </w:hyperlink>
+      <w:r>
+        <w:rPr>
+          <w:lang w:val="en_US" w:bidi="en_US"/>
+        </w:rPr>
+        <w:t>7:23</w:t>
+      </w:r>
       <w:r>
         <w:rPr>
           <w:lang w:val="en_US" w:bidi="en_US"/>
@@ -8183,54 +7337,36 @@
         </w:rPr>
         <w:t xml:space="preserve">.) </w:t>
       </w:r>
-      <w:hyperlink r:id="rId125">
-        <w:r>
-          <w:rPr>
-            <w:lang w:val="en_US" w:bidi="en_US"/>
-          </w:rPr>
-          <w:rPr>
-            <w:color w:val="0000EE"/>
-            <w:u w:val="single"/>
-          </w:rPr>
-          <w:t>4:11</w:t>
-        </w:r>
-      </w:hyperlink>
+      <w:r>
+        <w:rPr>
+          <w:lang w:val="en_US" w:bidi="en_US"/>
+        </w:rPr>
+        <w:t>4:11</w:t>
+      </w:r>
       <w:r>
         <w:rPr>
           <w:lang w:val="en_US" w:bidi="en_US"/>
         </w:rPr>
         <w:t xml:space="preserve">, </w:t>
       </w:r>
-      <w:hyperlink r:id="rId126">
-        <w:r>
-          <w:rPr>
-            <w:lang w:val="en_US" w:bidi="en_US"/>
-          </w:rPr>
-          <w:rPr>
-            <w:color w:val="0000EE"/>
-            <w:u w:val="single"/>
-          </w:rPr>
-          <w:t>4:12</w:t>
-        </w:r>
-      </w:hyperlink>
+      <w:r>
+        <w:rPr>
+          <w:lang w:val="en_US" w:bidi="en_US"/>
+        </w:rPr>
+        <w:t>4:12</w:t>
+      </w:r>
       <w:r>
         <w:rPr>
           <w:lang w:val="en_US" w:bidi="en_US"/>
         </w:rPr>
         <w:t xml:space="preserve">, </w:t>
       </w:r>
-      <w:hyperlink r:id="rId127">
-        <w:r>
-          <w:rPr>
-            <w:lang w:val="en_US" w:bidi="en_US"/>
-          </w:rPr>
-          <w:rPr>
-            <w:color w:val="0000EE"/>
-            <w:u w:val="single"/>
-          </w:rPr>
-          <w:t>5:21</w:t>
-        </w:r>
-      </w:hyperlink>
+      <w:r>
+        <w:rPr>
+          <w:lang w:val="en_US" w:bidi="en_US"/>
+        </w:rPr>
+        <w:t>5:21</w:t>
+      </w:r>
       <w:r>
         <w:rPr>
           <w:lang w:val="en_US" w:bidi="en_US"/>
@@ -8261,108 +7397,72 @@
         </w:rPr>
         <w:t xml:space="preserve"> </w:t>
       </w:r>
-      <w:hyperlink r:id="rId128">
-        <w:r>
-          <w:rPr>
-            <w:lang w:val="en_US" w:bidi="en_US"/>
-          </w:rPr>
-          <w:rPr>
-            <w:color w:val="0000EE"/>
-            <w:u w:val="single"/>
-          </w:rPr>
-          <w:t>2:38</w:t>
-        </w:r>
-      </w:hyperlink>
+      <w:r>
+        <w:rPr>
+          <w:lang w:val="en_US" w:bidi="en_US"/>
+        </w:rPr>
+        <w:t>2:38</w:t>
+      </w:r>
       <w:r>
         <w:rPr>
           <w:lang w:val="en_US" w:bidi="en_US"/>
         </w:rPr>
         <w:t xml:space="preserve">, </w:t>
       </w:r>
-      <w:hyperlink r:id="rId129">
-        <w:r>
-          <w:rPr>
-            <w:lang w:val="en_US" w:bidi="en_US"/>
-          </w:rPr>
-          <w:rPr>
-            <w:color w:val="0000EE"/>
-            <w:u w:val="single"/>
-          </w:rPr>
-          <w:t>4:9</w:t>
-        </w:r>
-      </w:hyperlink>
+      <w:r>
+        <w:rPr>
+          <w:lang w:val="en_US" w:bidi="en_US"/>
+        </w:rPr>
+        <w:t>4:9</w:t>
+      </w:r>
       <w:r>
         <w:rPr>
           <w:lang w:val="en_US" w:bidi="en_US"/>
         </w:rPr>
         <w:t xml:space="preserve">, </w:t>
       </w:r>
-      <w:hyperlink r:id="rId130">
-        <w:r>
-          <w:rPr>
-            <w:lang w:val="en_US" w:bidi="en_US"/>
-          </w:rPr>
-          <w:rPr>
-            <w:color w:val="0000EE"/>
-            <w:u w:val="single"/>
-          </w:rPr>
-          <w:t>4:18</w:t>
-        </w:r>
-      </w:hyperlink>
+      <w:r>
+        <w:rPr>
+          <w:lang w:val="en_US" w:bidi="en_US"/>
+        </w:rPr>
+        <w:t>4:18</w:t>
+      </w:r>
       <w:r>
         <w:rPr>
           <w:lang w:val="en_US" w:bidi="en_US"/>
         </w:rPr>
         <w:t xml:space="preserve">, </w:t>
       </w:r>
-      <w:hyperlink r:id="rId30">
-        <w:r>
-          <w:rPr>
-            <w:lang w:val="en_US" w:bidi="en_US"/>
-          </w:rPr>
-          <w:rPr>
-            <w:color w:val="0000EE"/>
-            <w:u w:val="single"/>
-          </w:rPr>
-          <w:t>4:20</w:t>
-        </w:r>
-      </w:hyperlink>
+      <w:r>
+        <w:rPr>
+          <w:lang w:val="en_US" w:bidi="en_US"/>
+        </w:rPr>
+        <w:t>4:20</w:t>
+      </w:r>
       <w:r>
         <w:rPr>
           <w:lang w:val="en_US" w:bidi="en_US"/>
         </w:rPr>
         <w:t xml:space="preserve">, </w:t>
       </w:r>
-      <w:hyperlink r:id="rId131">
-        <w:r>
-          <w:rPr>
-            <w:lang w:val="en_US" w:bidi="en_US"/>
-          </w:rPr>
-          <w:rPr>
-            <w:color w:val="0000EE"/>
-            <w:u w:val="single"/>
-          </w:rPr>
-          <w:t>4:22</w:t>
-        </w:r>
-      </w:hyperlink>
+      <w:r>
+        <w:rPr>
+          <w:lang w:val="en_US" w:bidi="en_US"/>
+        </w:rPr>
+        <w:t>4:22</w:t>
+      </w:r>
       <w:r>
         <w:rPr>
           <w:lang w:val="en_US" w:bidi="en_US"/>
         </w:rPr>
         <w:t xml:space="preserve">, </w:t>
       </w:r>
-      <w:hyperlink r:id="rId132">
-        <w:r>
-          <w:rPr>
-            <w:lang w:val="en_US" w:bidi="en_US"/>
-          </w:rPr>
-          <w:rPr>
-            <w:color w:val="0000EE"/>
-            <w:u w:val="single"/>
-          </w:rPr>
-          <w:t>4:29</w:t>
-        </w:r>
-      </w:hyperlink>
+      <w:r>
+        <w:rPr>
+          <w:lang w:val="en_US" w:bidi="en_US"/>
+        </w:rPr>
+        <w:t>4:29</w:t>
+      </w:r>
       <w:r>
         <w:rPr>
           <w:lang w:val="en_US" w:bidi="en_US"/>
@@ -8393,18 +7493,12 @@
         </w:rPr>
         <w:t xml:space="preserve"> </w:t>
       </w:r>
-      <w:hyperlink r:id="rId133">
-        <w:r>
-          <w:rPr>
-            <w:lang w:val="en_US" w:bidi="en_US"/>
-          </w:rPr>
-          <w:rPr>
-            <w:color w:val="0000EE"/>
-            <w:u w:val="single"/>
-          </w:rPr>
-          <w:t>7:3</w:t>
-        </w:r>
-      </w:hyperlink>
+      <w:r>
+        <w:rPr>
+          <w:lang w:val="en_US" w:bidi="en_US"/>
+        </w:rPr>
+        <w:t>7:3</w:t>
+      </w:r>
       <w:r>
         <w:rPr>
           <w:lang w:val="en_US" w:bidi="en_US"/>
@@ -8423,54 +7517,36 @@
         </w:rPr>
         <w:t xml:space="preserve"> </w:t>
       </w:r>
-      <w:hyperlink r:id="rId97">
-        <w:r>
-          <w:rPr>
-            <w:lang w:val="en_US" w:bidi="en_US"/>
-          </w:rPr>
-          <w:rPr>
-            <w:color w:val="0000EE"/>
-            <w:u w:val="single"/>
-          </w:rPr>
-          <w:t>7:7</w:t>
-        </w:r>
-      </w:hyperlink>
+      <w:r>
+        <w:rPr>
+          <w:lang w:val="en_US" w:bidi="en_US"/>
+        </w:rPr>
+        <w:t>7:7</w:t>
+      </w:r>
       <w:r>
         <w:rPr>
           <w:lang w:val="en_US" w:bidi="en_US"/>
         </w:rPr>
         <w:t xml:space="preserve">, </w:t>
       </w:r>
-      <w:hyperlink r:id="rId118">
-        <w:r>
-          <w:rPr>
-            <w:lang w:val="en_US" w:bidi="en_US"/>
-          </w:rPr>
-          <w:rPr>
-            <w:color w:val="0000EE"/>
-            <w:u w:val="single"/>
-          </w:rPr>
-          <w:t>7:12</w:t>
-        </w:r>
-      </w:hyperlink>
+      <w:r>
+        <w:rPr>
+          <w:lang w:val="en_US" w:bidi="en_US"/>
+        </w:rPr>
+        <w:t>7:12</w:t>
+      </w:r>
       <w:r>
         <w:rPr>
           <w:lang w:val="en_US" w:bidi="en_US"/>
         </w:rPr>
         <w:t xml:space="preserve">, </w:t>
       </w:r>
-      <w:hyperlink r:id="rId134">
-        <w:r>
-          <w:rPr>
-            <w:lang w:val="en_US" w:bidi="en_US"/>
-          </w:rPr>
-          <w:rPr>
-            <w:color w:val="0000EE"/>
-            <w:u w:val="single"/>
-          </w:rPr>
-          <w:t>7:17</w:t>
-        </w:r>
-      </w:hyperlink>
+      <w:r>
+        <w:rPr>
+          <w:lang w:val="en_US" w:bidi="en_US"/>
+        </w:rPr>
+        <w:t>7:17</w:t>
+      </w:r>
       <w:r>
         <w:rPr>
           <w:lang w:val="en_US" w:bidi="en_US"/>
@@ -8602,18 +7678,12 @@
         </w:rPr>
         <w:t xml:space="preserve"> </w:t>
       </w:r>
-      <w:hyperlink r:id="rId135">
-        <w:r>
-          <w:rPr>
-            <w:lang w:val="en_US" w:bidi="en_US"/>
-          </w:rPr>
-          <w:rPr>
-            <w:color w:val="0000EE"/>
-            <w:u w:val="single"/>
-          </w:rPr>
-          <w:t>Ezr 4:23</w:t>
-        </w:r>
-      </w:hyperlink>
+      <w:r>
+        <w:rPr>
+          <w:lang w:val="en_US" w:bidi="en_US"/>
+        </w:rPr>
+        <w:t>Ezr 4:23</w:t>
+      </w:r>
       <w:r>
         <w:rPr>
           <w:lang w:val="en_US" w:bidi="en_US"/>
@@ -8658,18 +7728,12 @@
         </w:rPr>
         <w:t xml:space="preserve"> </w:t>
       </w:r>
-      <w:hyperlink r:id="rId136">
-        <w:r>
-          <w:rPr>
-            <w:lang w:val="en_US" w:bidi="en_US"/>
-          </w:rPr>
-          <w:rPr>
-            <w:color w:val="0000EE"/>
-            <w:u w:val="single"/>
-          </w:rPr>
-          <w:t>Dn 3:4</w:t>
-        </w:r>
-      </w:hyperlink>
+      <w:r>
+        <w:rPr>
+          <w:lang w:val="en_US" w:bidi="en_US"/>
+        </w:rPr>
+        <w:t>Dn 3:4</w:t>
+      </w:r>
       <w:r>
         <w:rPr>
           <w:lang w:val="en_US" w:bidi="en_US"/>
@@ -8688,36 +7752,24 @@
         </w:rPr>
         <w:t xml:space="preserve"> </w:t>
       </w:r>
-      <w:hyperlink r:id="rId125">
-        <w:r>
-          <w:rPr>
-            <w:lang w:val="en_US" w:bidi="en_US"/>
-          </w:rPr>
-          <w:rPr>
-            <w:color w:val="0000EE"/>
-            <w:u w:val="single"/>
-          </w:rPr>
-          <w:t>4:11</w:t>
-        </w:r>
-      </w:hyperlink>
+      <w:r>
+        <w:rPr>
+          <w:lang w:val="en_US" w:bidi="en_US"/>
+        </w:rPr>
+        <w:t>4:11</w:t>
+      </w:r>
       <w:r>
         <w:rPr>
           <w:lang w:val="en_US" w:bidi="en_US"/>
         </w:rPr>
         <w:t xml:space="preserve">, </w:t>
       </w:r>
-      <w:hyperlink r:id="rId48">
-        <w:r>
-          <w:rPr>
-            <w:lang w:val="en_US" w:bidi="en_US"/>
-          </w:rPr>
-          <w:rPr>
-            <w:color w:val="0000EE"/>
-            <w:u w:val="single"/>
-          </w:rPr>
-          <w:t>5:7</w:t>
-        </w:r>
-      </w:hyperlink>
+      <w:r>
+        <w:rPr>
+          <w:lang w:val="en_US" w:bidi="en_US"/>
+        </w:rPr>
+        <w:t>5:7</w:t>
+      </w:r>
       <w:r>
         <w:rPr>
           <w:lang w:val="en_US" w:bidi="en_US"/>
@@ -8736,18 +7788,12 @@
         </w:rPr>
         <w:t xml:space="preserve">: </w:t>
       </w:r>
-      <w:hyperlink r:id="rId137">
-        <w:r>
-          <w:rPr>
-            <w:lang w:val="en_US" w:bidi="en_US"/>
-          </w:rPr>
-          <w:rPr>
-            <w:color w:val="0000EE"/>
-            <w:u w:val="single"/>
-          </w:rPr>
-          <w:t>3:20</w:t>
-        </w:r>
-      </w:hyperlink>
+      <w:r>
+        <w:rPr>
+          <w:lang w:val="en_US" w:bidi="en_US"/>
+        </w:rPr>
+        <w:t>3:20</w:t>
+      </w:r>
       <w:r>
         <w:rPr>
           <w:lang w:val="en_US" w:bidi="en_US"/>
@@ -8805,18 +7851,12 @@
         </w:rPr>
         <w:t xml:space="preserve"> </w:t>
       </w:r>
-      <w:hyperlink r:id="rId137">
-        <w:r>
-          <w:rPr>
-            <w:lang w:val="en_US" w:bidi="en_US"/>
-          </w:rPr>
-          <w:rPr>
-            <w:color w:val="0000EE"/>
-            <w:u w:val="single"/>
-          </w:rPr>
-          <w:t>3:20</w:t>
-        </w:r>
-      </w:hyperlink>
+      <w:r>
+        <w:rPr>
+          <w:lang w:val="en_US" w:bidi="en_US"/>
+        </w:rPr>
+        <w:t>3:20</w:t>
+      </w:r>
       <w:r>
         <w:rPr>
           <w:lang w:val="en_US" w:bidi="en_US"/>
@@ -8835,18 +7875,12 @@
         </w:rPr>
         <w:t xml:space="preserve"> </w:t>
       </w:r>
-      <w:hyperlink r:id="rId138">
-        <w:r>
-          <w:rPr>
-            <w:lang w:val="en_US" w:bidi="en_US"/>
-          </w:rPr>
-          <w:rPr>
-            <w:color w:val="0000EE"/>
-            <w:u w:val="single"/>
-          </w:rPr>
-          <w:t>4:32</w:t>
-        </w:r>
-      </w:hyperlink>
+      <w:r>
+        <w:rPr>
+          <w:lang w:val="en_US" w:bidi="en_US"/>
+        </w:rPr>
+        <w:t>4:32</w:t>
+      </w:r>
       <w:r>
         <w:rPr>
           <w:lang w:val="en_US" w:bidi="en_US"/>
@@ -8992,18 +8026,12 @@
         </w:rPr>
         <w:t xml:space="preserve"> </w:t>
       </w:r>
-      <w:hyperlink r:id="rId139">
-        <w:r>
-          <w:rPr>
-            <w:lang w:val="en_US" w:bidi="en_US"/>
-          </w:rPr>
-          <w:rPr>
-            <w:color w:val="0000EE"/>
-            <w:u w:val="single"/>
-          </w:rPr>
-          <w:t>Dn 2:21</w:t>
-        </w:r>
-      </w:hyperlink>
+      <w:r>
+        <w:rPr>
+          <w:lang w:val="en_US" w:bidi="en_US"/>
+        </w:rPr>
+        <w:t>Dn 2:21</w:t>
+      </w:r>
       <w:r>
         <w:rPr>
           <w:lang w:val="en_US" w:bidi="en_US"/>
@@ -9022,18 +8050,12 @@
         </w:rPr>
         <w:t xml:space="preserve"> v:</w:t>
       </w:r>
-      <w:hyperlink r:id="rId57">
-        <w:r>
-          <w:rPr>
-            <w:lang w:val="en_US" w:bidi="en_US"/>
-          </w:rPr>
-          <w:rPr>
-            <w:color w:val="0000EE"/>
-            <w:u w:val="single"/>
-          </w:rPr>
-          <w:t>27</w:t>
-        </w:r>
-      </w:hyperlink>
+      <w:r>
+        <w:rPr>
+          <w:lang w:val="en_US" w:bidi="en_US"/>
+        </w:rPr>
+        <w:t>27</w:t>
+      </w:r>
       <w:r>
         <w:rPr>
           <w:lang w:val="en_US" w:bidi="en_US"/>
@@ -9052,36 +8074,24 @@
         </w:rPr>
         <w:t>- v:</w:t>
       </w:r>
-      <w:hyperlink r:id="rId38">
-        <w:r>
-          <w:rPr>
-            <w:lang w:val="en_US" w:bidi="en_US"/>
-          </w:rPr>
-          <w:rPr>
-            <w:color w:val="0000EE"/>
-            <w:u w:val="single"/>
-          </w:rPr>
-          <w:t>13</w:t>
-        </w:r>
-      </w:hyperlink>
+      <w:r>
+        <w:rPr>
+          <w:lang w:val="en_US" w:bidi="en_US"/>
+        </w:rPr>
+        <w:t>13</w:t>
+      </w:r>
       <w:r>
         <w:rPr>
           <w:lang w:val="en_US" w:bidi="en_US"/>
         </w:rPr>
         <w:t xml:space="preserve">, </w:t>
       </w:r>
-      <w:hyperlink r:id="rId55">
-        <w:r>
-          <w:rPr>
-            <w:lang w:val="en_US" w:bidi="en_US"/>
-          </w:rPr>
-          <w:rPr>
-            <w:color w:val="0000EE"/>
-            <w:u w:val="single"/>
-          </w:rPr>
-          <w:t>5:15</w:t>
-        </w:r>
-      </w:hyperlink>
+      <w:r>
+        <w:rPr>
+          <w:lang w:val="en_US" w:bidi="en_US"/>
+        </w:rPr>
+        <w:t>5:15</w:t>
+      </w:r>
       <w:r>
         <w:rPr>
           <w:lang w:val="en_US" w:bidi="en_US"/>
@@ -9100,36 +8110,24 @@
         </w:rPr>
         <w:t xml:space="preserve">- </w:t>
       </w:r>
-      <w:hyperlink r:id="rId140">
-        <w:r>
-          <w:rPr>
-            <w:lang w:val="en_US" w:bidi="en_US"/>
-          </w:rPr>
-          <w:rPr>
-            <w:color w:val="0000EE"/>
-            <w:u w:val="single"/>
-          </w:rPr>
-          <w:t>2:12</w:t>
-        </w:r>
-      </w:hyperlink>
+      <w:r>
+        <w:rPr>
+          <w:lang w:val="en_US" w:bidi="en_US"/>
+        </w:rPr>
+        <w:t>2:12</w:t>
+      </w:r>
       <w:r>
         <w:rPr>
           <w:lang w:val="en_US" w:bidi="en_US"/>
         </w:rPr>
         <w:t xml:space="preserve">, </w:t>
       </w:r>
-      <w:hyperlink r:id="rId141">
-        <w:r>
-          <w:rPr>
-            <w:lang w:val="en_US" w:bidi="en_US"/>
-          </w:rPr>
-          <w:rPr>
-            <w:color w:val="0000EE"/>
-            <w:u w:val="single"/>
-          </w:rPr>
-          <w:t>2:14</w:t>
-        </w:r>
-      </w:hyperlink>
+      <w:r>
+        <w:rPr>
+          <w:lang w:val="en_US" w:bidi="en_US"/>
+        </w:rPr>
+        <w:t>2:14</w:t>
+      </w:r>
       <w:r>
         <w:rPr>
           <w:lang w:val="en_US" w:bidi="en_US"/>
@@ -9211,18 +8209,12 @@
         </w:rPr>
         <w:t xml:space="preserve">: abs. </w:t>
       </w:r>
-      <w:hyperlink r:id="rId116">
-        <w:r>
-          <w:rPr>
-            <w:lang w:val="en_US" w:bidi="en_US"/>
-          </w:rPr>
-          <w:rPr>
-            <w:color w:val="0000EE"/>
-            <w:u w:val="single"/>
-          </w:rPr>
-          <w:t>Dn 2:30</w:t>
-        </w:r>
-      </w:hyperlink>
+      <w:r>
+        <w:rPr>
+          <w:lang w:val="en_US" w:bidi="en_US"/>
+        </w:rPr>
+        <w:t>Dn 2:30</w:t>
+      </w:r>
       <w:r>
         <w:rPr>
           <w:lang w:val="en_US" w:bidi="en_US"/>
@@ -9241,18 +8233,12 @@
         </w:rPr>
         <w:t xml:space="preserve"> </w:t>
       </w:r>
-      <w:hyperlink r:id="rId142">
-        <w:r>
-          <w:rPr>
-            <w:lang w:val="en_US" w:bidi="en_US"/>
-          </w:rPr>
-          <w:rPr>
-            <w:color w:val="0000EE"/>
-            <w:u w:val="single"/>
-          </w:rPr>
-          <w:t>Dn 2:20</w:t>
-        </w:r>
-      </w:hyperlink>
+      <w:r>
+        <w:rPr>
+          <w:lang w:val="en_US" w:bidi="en_US"/>
+        </w:rPr>
+        <w:t>Dn 2:20</w:t>
+      </w:r>
       <w:r>
         <w:rPr>
           <w:lang w:val="en_US" w:bidi="en_US"/>
@@ -9271,36 +8257,24 @@
         </w:rPr>
         <w:t xml:space="preserve"> </w:t>
       </w:r>
-      <w:hyperlink r:id="rId143">
-        <w:r>
-          <w:rPr>
-            <w:lang w:val="en_US" w:bidi="en_US"/>
-          </w:rPr>
-          <w:rPr>
-            <w:color w:val="0000EE"/>
-            <w:u w:val="single"/>
-          </w:rPr>
-          <w:t>5:11</w:t>
-        </w:r>
-      </w:hyperlink>
+      <w:r>
+        <w:rPr>
+          <w:lang w:val="en_US" w:bidi="en_US"/>
+        </w:rPr>
+        <w:t>5:11</w:t>
+      </w:r>
       <w:r>
         <w:rPr>
           <w:lang w:val="en_US" w:bidi="en_US"/>
         </w:rPr>
         <w:t xml:space="preserve">, </w:t>
       </w:r>
-      <w:hyperlink r:id="rId144">
-        <w:r>
-          <w:rPr>
-            <w:lang w:val="en_US" w:bidi="en_US"/>
-          </w:rPr>
-          <w:rPr>
-            <w:color w:val="0000EE"/>
-            <w:u w:val="single"/>
-          </w:rPr>
-          <w:t>Ezr 7:25</w:t>
-        </w:r>
-      </w:hyperlink>
+      <w:r>
+        <w:rPr>
+          <w:lang w:val="en_US" w:bidi="en_US"/>
+        </w:rPr>
+        <w:t>Ezr 7:25</w:t>
+      </w:r>
       <w:r>
         <w:rPr>
           <w:lang w:val="en_US" w:bidi="en_US"/>
@@ -9320,144 +8294,96 @@
         </w:rPr>
         <w:t xml:space="preserve"> attrib. of God </w:t>
       </w:r>
-      <w:hyperlink r:id="rId142">
-        <w:r>
-          <w:rPr>
-            <w:lang w:val="en_US" w:bidi="en_US"/>
-          </w:rPr>
-          <w:rPr>
-            <w:color w:val="0000EE"/>
-            <w:u w:val="single"/>
-          </w:rPr>
-          <w:t>Dn 2:20</w:t>
-        </w:r>
-      </w:hyperlink>
+      <w:r>
+        <w:rPr>
+          <w:lang w:val="en_US" w:bidi="en_US"/>
+        </w:rPr>
+        <w:t>Dn 2:20</w:t>
+      </w:r>
       <w:r>
         <w:rPr>
           <w:lang w:val="en_US" w:bidi="en_US"/>
         </w:rPr>
         <w:t xml:space="preserve">; of gods </w:t>
       </w:r>
-      <w:hyperlink r:id="rId143">
-        <w:r>
-          <w:rPr>
-            <w:lang w:val="en_US" w:bidi="en_US"/>
-          </w:rPr>
-          <w:rPr>
-            <w:color w:val="0000EE"/>
-            <w:u w:val="single"/>
-          </w:rPr>
-          <w:t>5:11</w:t>
-        </w:r>
-      </w:hyperlink>
+      <w:r>
+        <w:rPr>
+          <w:lang w:val="en_US" w:bidi="en_US"/>
+        </w:rPr>
+        <w:t>5:11</w:t>
+      </w:r>
       <w:r>
         <w:rPr>
           <w:lang w:val="en_US" w:bidi="en_US"/>
         </w:rPr>
         <w:t xml:space="preserve">; of man </w:t>
       </w:r>
-      <w:hyperlink r:id="rId116">
-        <w:r>
-          <w:rPr>
-            <w:lang w:val="en_US" w:bidi="en_US"/>
-          </w:rPr>
-          <w:rPr>
-            <w:color w:val="0000EE"/>
-            <w:u w:val="single"/>
-          </w:rPr>
-          <w:t>2:30</w:t>
-        </w:r>
-      </w:hyperlink>
+      <w:r>
+        <w:rPr>
+          <w:lang w:val="en_US" w:bidi="en_US"/>
+        </w:rPr>
+        <w:t>2:30</w:t>
+      </w:r>
       <w:r>
         <w:rPr>
           <w:lang w:val="en_US" w:bidi="en_US"/>
         </w:rPr>
         <w:t xml:space="preserve">; of God imparted to man </w:t>
       </w:r>
-      <w:hyperlink r:id="rId144">
-        <w:r>
-          <w:rPr>
-            <w:lang w:val="en_US" w:bidi="en_US"/>
-          </w:rPr>
-          <w:rPr>
-            <w:color w:val="0000EE"/>
-            <w:u w:val="single"/>
-          </w:rPr>
-          <w:t>Ezr 7:25</w:t>
-        </w:r>
-      </w:hyperlink>
+      <w:r>
+        <w:rPr>
+          <w:lang w:val="en_US" w:bidi="en_US"/>
+        </w:rPr>
+        <w:t>Ezr 7:25</w:t>
+      </w:r>
       <w:r>
         <w:rPr>
           <w:lang w:val="en_US" w:bidi="en_US"/>
         </w:rPr>
         <w:t xml:space="preserve"> (practical wisdom), </w:t>
       </w:r>
-      <w:hyperlink r:id="rId139">
-        <w:r>
-          <w:rPr>
-            <w:lang w:val="en_US" w:bidi="en_US"/>
-          </w:rPr>
-          <w:rPr>
-            <w:color w:val="0000EE"/>
-            <w:u w:val="single"/>
-          </w:rPr>
-          <w:t>Dn 2:21</w:t>
-        </w:r>
-      </w:hyperlink>
+      <w:r>
+        <w:rPr>
+          <w:lang w:val="en_US" w:bidi="en_US"/>
+        </w:rPr>
+        <w:t>Dn 2:21</w:t>
+      </w:r>
       <w:r>
         <w:rPr>
           <w:lang w:val="en_US" w:bidi="en_US"/>
         </w:rPr>
         <w:t>; = occult knowledge (v. foregoing) imparted to men v:</w:t>
       </w:r>
-      <w:hyperlink r:id="rId145">
-        <w:r>
-          <w:rPr>
-            <w:lang w:val="en_US" w:bidi="en_US"/>
-          </w:rPr>
-          <w:rPr>
-            <w:color w:val="0000EE"/>
-            <w:u w:val="single"/>
-          </w:rPr>
-          <w:t>23</w:t>
-        </w:r>
-      </w:hyperlink>
+      <w:r>
+        <w:rPr>
+          <w:lang w:val="en_US" w:bidi="en_US"/>
+        </w:rPr>
+        <w:t>23</w:t>
+      </w:r>
       <w:r>
         <w:rPr>
           <w:lang w:val="en_US" w:bidi="en_US"/>
         </w:rPr>
         <w:t xml:space="preserve">, </w:t>
       </w:r>
-      <w:hyperlink r:id="rId143">
-        <w:r>
-          <w:rPr>
-            <w:lang w:val="en_US" w:bidi="en_US"/>
-          </w:rPr>
-          <w:rPr>
-            <w:color w:val="0000EE"/>
-            <w:u w:val="single"/>
-          </w:rPr>
-          <w:t>5:11</w:t>
-        </w:r>
-      </w:hyperlink>
+      <w:r>
+        <w:rPr>
+          <w:lang w:val="en_US" w:bidi="en_US"/>
+        </w:rPr>
+        <w:t>5:11</w:t>
+      </w:r>
       <w:r>
         <w:rPr>
           <w:lang w:val="en_US" w:bidi="en_US"/>
         </w:rPr>
         <w:t xml:space="preserve">, </w:t>
       </w:r>
-      <w:hyperlink r:id="rId146">
-        <w:r>
-          <w:rPr>
-            <w:lang w:val="en_US" w:bidi="en_US"/>
-          </w:rPr>
-          <w:rPr>
-            <w:color w:val="0000EE"/>
-            <w:u w:val="single"/>
-          </w:rPr>
-          <w:t>5:14</w:t>
-        </w:r>
-      </w:hyperlink>
+      <w:r>
+        <w:rPr>
+          <w:lang w:val="en_US" w:bidi="en_US"/>
+        </w:rPr>
+        <w:t>5:14</w:t>
+      </w:r>
       <w:r>
         <w:rPr>
           <w:lang w:val="en_US" w:bidi="en_US"/>
@@ -9527,18 +8453,12 @@
         </w:rPr>
         <w:t>:</w:t>
       </w:r>
-      <w:hyperlink r:id="rId99">
-        <w:r>
-          <w:rPr>
-            <w:lang w:val="en_US" w:bidi="en_US"/>
-          </w:rPr>
-          <w:rPr>
-            <w:color w:val="0000EE"/>
-            <w:u w:val="single"/>
-          </w:rPr>
-          <w:t>Dn 4:2</w:t>
-        </w:r>
-      </w:hyperlink>
+      <w:r>
+        <w:rPr>
+          <w:lang w:val="en_US" w:bidi="en_US"/>
+        </w:rPr>
+        <w:t>Dn 4:2</w:t>
+      </w:r>
       <w:r>
         <w:rPr>
           <w:lang w:val="en_US" w:bidi="en_US"/>
@@ -9581,36 +8501,24 @@
         </w:rPr>
         <w:t xml:space="preserve">: </w:t>
       </w:r>
-      <w:hyperlink r:id="rId99">
-        <w:r>
-          <w:rPr>
-            <w:lang w:val="en_US" w:bidi="en_US"/>
-          </w:rPr>
-          <w:rPr>
-            <w:color w:val="0000EE"/>
-            <w:u w:val="single"/>
-          </w:rPr>
-          <w:t>Dn 4:2</w:t>
-        </w:r>
-      </w:hyperlink>
+      <w:r>
+        <w:rPr>
+          <w:lang w:val="en_US" w:bidi="en_US"/>
+        </w:rPr>
+        <w:t>Dn 4:2</w:t>
+      </w:r>
       <w:r>
         <w:rPr>
           <w:lang w:val="en_US" w:bidi="en_US"/>
         </w:rPr>
         <w:t xml:space="preserve">, </w:t>
       </w:r>
-      <w:hyperlink r:id="rId102">
-        <w:r>
-          <w:rPr>
-            <w:lang w:val="en_US" w:bidi="en_US"/>
-          </w:rPr>
-          <w:rPr>
-            <w:color w:val="0000EE"/>
-            <w:u w:val="single"/>
-          </w:rPr>
-          <w:t>7:1</w:t>
-        </w:r>
-      </w:hyperlink>
+      <w:r>
+        <w:rPr>
+          <w:lang w:val="en_US" w:bidi="en_US"/>
+        </w:rPr>
+        <w:t>7:1</w:t>
+      </w:r>
       <w:r>
         <w:rPr>
           <w:lang w:val="en_US" w:bidi="en_US"/>
@@ -9629,18 +8537,12 @@
         </w:rPr>
         <w:t xml:space="preserve"> </w:t>
       </w:r>
-      <w:hyperlink r:id="rId51">
-        <w:r>
-          <w:rPr>
-            <w:lang w:val="en_US" w:bidi="en_US"/>
-          </w:rPr>
-          <w:rPr>
-            <w:color w:val="0000EE"/>
-            <w:u w:val="single"/>
-          </w:rPr>
-          <w:t>2:4</w:t>
-        </w:r>
-      </w:hyperlink>
+      <w:r>
+        <w:rPr>
+          <w:lang w:val="en_US" w:bidi="en_US"/>
+        </w:rPr>
+        <w:t>2:4</w:t>
+      </w:r>
       <w:r>
         <w:rPr>
           <w:lang w:val="en_US" w:bidi="en_US"/>
@@ -9659,18 +8561,12 @@
         </w:rPr>
         <w:t xml:space="preserve"> </w:t>
       </w:r>
-      <w:hyperlink r:id="rId104">
-        <w:r>
-          <w:rPr>
-            <w:lang w:val="en_US" w:bidi="en_US"/>
-          </w:rPr>
-          <w:rPr>
-            <w:color w:val="0000EE"/>
-            <w:u w:val="single"/>
-          </w:rPr>
-          <w:t>4:6</w:t>
-        </w:r>
-      </w:hyperlink>
+      <w:r>
+        <w:rPr>
+          <w:lang w:val="en_US" w:bidi="en_US"/>
+        </w:rPr>
+        <w:t>4:6</w:t>
+      </w:r>
       <w:r>
         <w:rPr>
           <w:lang w:val="en_US" w:bidi="en_US"/>
@@ -9689,18 +8585,12 @@
         </w:rPr>
         <w:t xml:space="preserve">- </w:t>
       </w:r>
-      <w:hyperlink r:id="rId96">
-        <w:r>
-          <w:rPr>
-            <w:lang w:val="en_US" w:bidi="en_US"/>
-          </w:rPr>
-          <w:rPr>
-            <w:color w:val="0000EE"/>
-            <w:u w:val="single"/>
-          </w:rPr>
-          <w:t>2:28</w:t>
-        </w:r>
-      </w:hyperlink>
+      <w:r>
+        <w:rPr>
+          <w:lang w:val="en_US" w:bidi="en_US"/>
+        </w:rPr>
+        <w:t>2:28</w:t>
+      </w:r>
       <w:r>
         <w:rPr>
           <w:lang w:val="en_US" w:bidi="en_US"/>
@@ -9731,18 +8621,12 @@
         </w:rPr>
         <w:t xml:space="preserve"> </w:t>
       </w:r>
-      <w:hyperlink r:id="rId47">
-        <w:r>
-          <w:rPr>
-            <w:lang w:val="en_US" w:bidi="en_US"/>
-          </w:rPr>
-          <w:rPr>
-            <w:color w:val="0000EE"/>
-            <w:u w:val="single"/>
-          </w:rPr>
-          <w:t>5:12</w:t>
-        </w:r>
-      </w:hyperlink>
+      <w:r>
+        <w:rPr>
+          <w:lang w:val="en_US" w:bidi="en_US"/>
+        </w:rPr>
+        <w:t>5:12</w:t>
+      </w:r>
       <w:r>
         <w:rPr>
           <w:lang w:val="en_US" w:bidi="en_US"/>
@@ -9762,72 +8646,48 @@
         </w:rPr>
         <w:t xml:space="preserve"> as vehicle of revelation </w:t>
       </w:r>
-      <w:hyperlink r:id="rId51">
-        <w:r>
-          <w:rPr>
-            <w:lang w:val="en_US" w:bidi="en_US"/>
-          </w:rPr>
-          <w:rPr>
-            <w:color w:val="0000EE"/>
-            <w:u w:val="single"/>
-          </w:rPr>
-          <w:t>Dn 2:4</w:t>
-        </w:r>
-      </w:hyperlink>
+      <w:r>
+        <w:rPr>
+          <w:lang w:val="en_US" w:bidi="en_US"/>
+        </w:rPr>
+        <w:t>Dn 2:4</w:t>
+      </w:r>
       <w:r>
         <w:rPr>
           <w:lang w:val="en_US" w:bidi="en_US"/>
         </w:rPr>
         <w:t xml:space="preserve"> + 10 t., </w:t>
       </w:r>
-      <w:hyperlink r:id="rId147">
-        <w:r>
-          <w:rPr>
-            <w:lang w:val="en_US" w:bidi="en_US"/>
-          </w:rPr>
-          <w:rPr>
-            <w:color w:val="0000EE"/>
-            <w:u w:val="single"/>
-          </w:rPr>
-          <w:t>4:3</w:t>
-        </w:r>
-      </w:hyperlink>
+      <w:r>
+        <w:rPr>
+          <w:lang w:val="en_US" w:bidi="en_US"/>
+        </w:rPr>
+        <w:t>4:3</w:t>
+      </w:r>
       <w:r>
         <w:rPr>
           <w:lang w:val="en_US" w:bidi="en_US"/>
         </w:rPr>
         <w:t xml:space="preserve"> + 6 t., </w:t>
       </w:r>
-      <w:hyperlink r:id="rId47">
-        <w:r>
-          <w:rPr>
-            <w:lang w:val="en_US" w:bidi="en_US"/>
-          </w:rPr>
-          <w:rPr>
-            <w:color w:val="0000EE"/>
-            <w:u w:val="single"/>
-          </w:rPr>
-          <w:t>5:12</w:t>
-        </w:r>
-      </w:hyperlink>
+      <w:r>
+        <w:rPr>
+          <w:lang w:val="en_US" w:bidi="en_US"/>
+        </w:rPr>
+        <w:t>5:12</w:t>
+      </w:r>
       <w:r>
         <w:rPr>
           <w:lang w:val="en_US" w:bidi="en_US"/>
         </w:rPr>
         <w:t xml:space="preserve">; to prophet </w:t>
       </w:r>
-      <w:hyperlink r:id="rId102">
-        <w:r>
-          <w:rPr>
-            <w:lang w:val="en_US" w:bidi="en_US"/>
-          </w:rPr>
-          <w:rPr>
-            <w:color w:val="0000EE"/>
-            <w:u w:val="single"/>
-          </w:rPr>
-          <w:t>7:1</w:t>
-        </w:r>
-      </w:hyperlink>
+      <w:r>
+        <w:rPr>
+          <w:lang w:val="en_US" w:bidi="en_US"/>
+        </w:rPr>
+        <w:t>7:1</w:t>
+      </w:r>
       <w:r>
         <w:rPr>
           <w:lang w:val="en_US" w:bidi="en_US"/>
@@ -10019,72 +8879,48 @@
         </w:rPr>
         <w:t xml:space="preserve"> </w:t>
       </w:r>
-      <w:hyperlink r:id="rId120">
-        <w:r>
-          <w:rPr>
-            <w:lang w:val="en_US" w:bidi="en_US"/>
-          </w:rPr>
-          <w:rPr>
-            <w:color w:val="0000EE"/>
-            <w:u w:val="single"/>
-          </w:rPr>
-          <w:t>Dn 4:13</w:t>
-        </w:r>
-      </w:hyperlink>
+      <w:r>
+        <w:rPr>
+          <w:lang w:val="en_US" w:bidi="en_US"/>
+        </w:rPr>
+        <w:t>Dn 4:13</w:t>
+      </w:r>
       <w:r>
         <w:rPr>
           <w:lang w:val="en_US" w:bidi="en_US"/>
         </w:rPr>
         <w:t xml:space="preserve">, </w:t>
       </w:r>
-      <w:hyperlink r:id="rId30">
-        <w:r>
-          <w:rPr>
-            <w:lang w:val="en_US" w:bidi="en_US"/>
-          </w:rPr>
-          <w:rPr>
-            <w:color w:val="0000EE"/>
-            <w:u w:val="single"/>
-          </w:rPr>
-          <w:t>4:20</w:t>
-        </w:r>
-      </w:hyperlink>
+      <w:r>
+        <w:rPr>
+          <w:lang w:val="en_US" w:bidi="en_US"/>
+        </w:rPr>
+        <w:t>4:20</w:t>
+      </w:r>
       <w:r>
         <w:rPr>
           <w:lang w:val="en_US" w:bidi="en_US"/>
         </w:rPr>
         <w:t xml:space="preserve">, </w:t>
       </w:r>
-      <w:hyperlink r:id="rId131">
-        <w:r>
-          <w:rPr>
-            <w:lang w:val="en_US" w:bidi="en_US"/>
-          </w:rPr>
-          <w:rPr>
-            <w:color w:val="0000EE"/>
-            <w:u w:val="single"/>
-          </w:rPr>
-          <w:t>4:22</w:t>
-        </w:r>
-      </w:hyperlink>
+      <w:r>
+        <w:rPr>
+          <w:lang w:val="en_US" w:bidi="en_US"/>
+        </w:rPr>
+        <w:t>4:22</w:t>
+      </w:r>
       <w:r>
         <w:rPr>
           <w:lang w:val="en_US" w:bidi="en_US"/>
         </w:rPr>
         <w:t xml:space="preserve">, </w:t>
       </w:r>
-      <w:hyperlink r:id="rId132">
-        <w:r>
-          <w:rPr>
-            <w:lang w:val="en_US" w:bidi="en_US"/>
-          </w:rPr>
-          <w:rPr>
-            <w:color w:val="0000EE"/>
-            <w:u w:val="single"/>
-          </w:rPr>
-          <w:t>4:29</w:t>
-        </w:r>
-      </w:hyperlink>
+      <w:r>
+        <w:rPr>
+          <w:lang w:val="en_US" w:bidi="en_US"/>
+        </w:rPr>
+        <w:t>4:29</w:t>
+      </w:r>
       <w:r>
         <w:rPr>
           <w:lang w:val="en_US" w:bidi="en_US"/>
@@ -10179,18 +9015,12 @@
         </w:rPr>
         <w:t xml:space="preserve"> in land </w:t>
       </w:r>
-      <w:hyperlink r:id="rId148">
-        <w:r>
-          <w:rPr>
-            <w:lang w:val="en_US" w:bidi="en_US"/>
-          </w:rPr>
-          <w:rPr>
-            <w:color w:val="0000EE"/>
-            <w:u w:val="single"/>
-          </w:rPr>
-          <w:t>Ezr 4:16</w:t>
-        </w:r>
-      </w:hyperlink>
+      <w:r>
+        <w:rPr>
+          <w:lang w:val="en_US" w:bidi="en_US"/>
+        </w:rPr>
+        <w:t>Ezr 4:16</w:t>
+      </w:r>
       <w:r>
         <w:rPr>
           <w:lang w:val="en_US" w:bidi="en_US"/>
@@ -10209,36 +9039,24 @@
         </w:rPr>
         <w:t xml:space="preserve"> </w:t>
       </w:r>
-      <w:hyperlink r:id="rId126">
-        <w:r>
-          <w:rPr>
-            <w:lang w:val="en_US" w:bidi="en_US"/>
-          </w:rPr>
-          <w:rPr>
-            <w:color w:val="0000EE"/>
-            <w:u w:val="single"/>
-          </w:rPr>
-          <w:t>Dn 4:12</w:t>
-        </w:r>
-      </w:hyperlink>
+      <w:r>
+        <w:rPr>
+          <w:lang w:val="en_US" w:bidi="en_US"/>
+        </w:rPr>
+        <w:t>Dn 4:12</w:t>
+      </w:r>
       <w:r>
         <w:rPr>
           <w:lang w:val="en_US" w:bidi="en_US"/>
         </w:rPr>
         <w:t xml:space="preserve">. </w:t>
       </w:r>
-      <w:hyperlink r:id="rId30">
-        <w:r>
-          <w:rPr>
-            <w:lang w:val="en_US" w:bidi="en_US"/>
-          </w:rPr>
-          <w:rPr>
-            <w:color w:val="0000EE"/>
-            <w:u w:val="single"/>
-          </w:rPr>
-          <w:t>4:20</w:t>
-        </w:r>
-      </w:hyperlink>
+      <w:r>
+        <w:rPr>
+          <w:lang w:val="en_US" w:bidi="en_US"/>
+        </w:rPr>
+        <w:t>4:20</w:t>
+      </w:r>
       <w:r>
         <w:rPr>
           <w:lang w:val="en_US" w:bidi="en_US"/>
@@ -10344,18 +9162,12 @@
         </w:rPr>
         <w:t xml:space="preserve"> </w:t>
       </w:r>
-      <w:hyperlink r:id="rId149">
-        <w:r>
-          <w:rPr>
-            <w:lang w:val="en_US" w:bidi="en_US"/>
-          </w:rPr>
-          <w:rPr>
-            <w:color w:val="0000EE"/>
-            <w:u w:val="single"/>
-          </w:rPr>
-          <w:t>Ezr 6:18</w:t>
-        </w:r>
-      </w:hyperlink>
+      <w:r>
+        <w:rPr>
+          <w:lang w:val="en_US" w:bidi="en_US"/>
+        </w:rPr>
+        <w:t>Ezr 6:18</w:t>
+      </w:r>
       <w:r>
         <w:rPr>
           <w:lang w:val="en_US" w:bidi="en_US"/>
@@ -10523,36 +9335,24 @@
         </w:rPr>
         <w:t xml:space="preserve">: </w:t>
       </w:r>
-      <w:hyperlink r:id="rId150">
-        <w:r>
-          <w:rPr>
-            <w:lang w:val="en_US" w:bidi="en_US"/>
-          </w:rPr>
-          <w:rPr>
-            <w:color w:val="0000EE"/>
-            <w:u w:val="single"/>
-          </w:rPr>
-          <w:t>Ezr 6:9</w:t>
-        </w:r>
-      </w:hyperlink>
+      <w:r>
+        <w:rPr>
+          <w:lang w:val="en_US" w:bidi="en_US"/>
+        </w:rPr>
+        <w:t>Ezr 6:9</w:t>
+      </w:r>
       <w:r>
         <w:rPr>
           <w:lang w:val="en_US" w:bidi="en_US"/>
         </w:rPr>
         <w:t xml:space="preserve">, </w:t>
       </w:r>
-      <w:hyperlink r:id="rId151">
-        <w:r>
-          <w:rPr>
-            <w:lang w:val="en_US" w:bidi="en_US"/>
-          </w:rPr>
-          <w:rPr>
-            <w:color w:val="0000EE"/>
-            <w:u w:val="single"/>
-          </w:rPr>
-          <w:t>7:22</w:t>
-        </w:r>
-      </w:hyperlink>
+      <w:r>
+        <w:rPr>
+          <w:lang w:val="en_US" w:bidi="en_US"/>
+        </w:rPr>
+        <w:t>7:22</w:t>
+      </w:r>
       <w:r>
         <w:rPr>
           <w:lang w:val="en_US" w:bidi="en_US"/>
@@ -10571,72 +9371,48 @@
         </w:rPr>
         <w:t xml:space="preserve"> </w:t>
       </w:r>
-      <w:hyperlink r:id="rId62">
-        <w:r>
-          <w:rPr>
-            <w:lang w:val="en_US" w:bidi="en_US"/>
-          </w:rPr>
-          <w:rPr>
-            <w:color w:val="0000EE"/>
-            <w:u w:val="single"/>
-          </w:rPr>
-          <w:t>Dn 5:1</w:t>
-        </w:r>
-      </w:hyperlink>
+      <w:r>
+        <w:rPr>
+          <w:lang w:val="en_US" w:bidi="en_US"/>
+        </w:rPr>
+        <w:t>Dn 5:1</w:t>
+      </w:r>
       <w:r>
         <w:rPr>
           <w:lang w:val="en_US" w:bidi="en_US"/>
         </w:rPr>
         <w:t xml:space="preserve">, </w:t>
       </w:r>
-      <w:hyperlink r:id="rId152">
-        <w:r>
-          <w:rPr>
-            <w:lang w:val="en_US" w:bidi="en_US"/>
-          </w:rPr>
-          <w:rPr>
-            <w:color w:val="0000EE"/>
-            <w:u w:val="single"/>
-          </w:rPr>
-          <w:t>5:2</w:t>
-        </w:r>
-      </w:hyperlink>
+      <w:r>
+        <w:rPr>
+          <w:lang w:val="en_US" w:bidi="en_US"/>
+        </w:rPr>
+        <w:t>5:2</w:t>
+      </w:r>
       <w:r>
         <w:rPr>
           <w:lang w:val="en_US" w:bidi="en_US"/>
         </w:rPr>
         <w:t xml:space="preserve">, </w:t>
       </w:r>
-      <w:hyperlink r:id="rId153">
-        <w:r>
-          <w:rPr>
-            <w:lang w:val="en_US" w:bidi="en_US"/>
-          </w:rPr>
-          <w:rPr>
-            <w:color w:val="0000EE"/>
-            <w:u w:val="single"/>
-          </w:rPr>
-          <w:t>5:4</w:t>
-        </w:r>
-      </w:hyperlink>
+      <w:r>
+        <w:rPr>
+          <w:lang w:val="en_US" w:bidi="en_US"/>
+        </w:rPr>
+        <w:t>5:4</w:t>
+      </w:r>
       <w:r>
         <w:rPr>
           <w:lang w:val="en_US" w:bidi="en_US"/>
         </w:rPr>
         <w:t xml:space="preserve">, </w:t>
       </w:r>
-      <w:hyperlink r:id="rId69">
-        <w:r>
-          <w:rPr>
-            <w:lang w:val="en_US" w:bidi="en_US"/>
-          </w:rPr>
-          <w:rPr>
-            <w:color w:val="0000EE"/>
-            <w:u w:val="single"/>
-          </w:rPr>
-          <w:t>5:23</w:t>
-        </w:r>
-      </w:hyperlink>
+      <w:r>
+        <w:rPr>
+          <w:lang w:val="en_US" w:bidi="en_US"/>
+        </w:rPr>
+        <w:t>5:23</w:t>
+      </w:r>
       <w:r>
         <w:rPr>
           <w:lang w:val="en_US" w:bidi="en_US"/>
@@ -10910,36 +9686,24 @@
         </w:rPr>
         <w:t xml:space="preserve"> </w:t>
       </w:r>
-      <w:hyperlink r:id="rId150">
-        <w:r>
-          <w:rPr>
-            <w:lang w:val="en_US" w:bidi="en_US"/>
-          </w:rPr>
-          <w:rPr>
-            <w:color w:val="0000EE"/>
-            <w:u w:val="single"/>
-          </w:rPr>
-          <w:t>Ezr 6:9</w:t>
-        </w:r>
-      </w:hyperlink>
+      <w:r>
+        <w:rPr>
+          <w:lang w:val="en_US" w:bidi="en_US"/>
+        </w:rPr>
+        <w:t>Ezr 6:9</w:t>
+      </w:r>
       <w:r>
         <w:rPr>
           <w:lang w:val="en_US" w:bidi="en_US"/>
         </w:rPr>
         <w:t xml:space="preserve">, </w:t>
       </w:r>
-      <w:hyperlink r:id="rId151">
-        <w:r>
-          <w:rPr>
-            <w:lang w:val="en_US" w:bidi="en_US"/>
-          </w:rPr>
-          <w:rPr>
-            <w:color w:val="0000EE"/>
-            <w:u w:val="single"/>
-          </w:rPr>
-          <w:t>7:22</w:t>
-        </w:r>
-      </w:hyperlink>
+      <w:r>
+        <w:rPr>
+          <w:lang w:val="en_US" w:bidi="en_US"/>
+        </w:rPr>
+        <w:t>7:22</w:t>
+      </w:r>
       <w:r>
         <w:rPr>
           <w:lang w:val="en_US" w:bidi="en_US"/>
@@ -11046,72 +9810,48 @@
         </w:rPr>
         <w:t xml:space="preserve">, of image </w:t>
       </w:r>
-      <w:hyperlink r:id="rId154">
-        <w:r>
-          <w:rPr>
-            <w:lang w:val="en_US" w:bidi="en_US"/>
-          </w:rPr>
-          <w:rPr>
-            <w:color w:val="0000EE"/>
-            <w:u w:val="single"/>
-          </w:rPr>
-          <w:t>Dn 3:2</w:t>
-        </w:r>
-      </w:hyperlink>
+      <w:r>
+        <w:rPr>
+          <w:lang w:val="en_US" w:bidi="en_US"/>
+        </w:rPr>
+        <w:t>Dn 3:2</w:t>
+      </w:r>
       <w:r>
         <w:rPr>
           <w:lang w:val="en_US" w:bidi="en_US"/>
         </w:rPr>
         <w:t xml:space="preserve">, </w:t>
       </w:r>
-      <w:hyperlink r:id="rId155">
-        <w:r>
-          <w:rPr>
-            <w:lang w:val="en_US" w:bidi="en_US"/>
-          </w:rPr>
-          <w:rPr>
-            <w:color w:val="0000EE"/>
-            <w:u w:val="single"/>
-          </w:rPr>
-          <w:t>3:3</w:t>
-        </w:r>
-      </w:hyperlink>
+      <w:r>
+        <w:rPr>
+          <w:lang w:val="en_US" w:bidi="en_US"/>
+        </w:rPr>
+        <w:t>3:3</w:t>
+      </w:r>
       <w:r>
         <w:rPr>
           <w:lang w:val="en_US" w:bidi="en_US"/>
         </w:rPr>
         <w:t xml:space="preserve">; temple </w:t>
       </w:r>
-      <w:hyperlink r:id="rId44">
-        <w:r>
-          <w:rPr>
-            <w:lang w:val="en_US" w:bidi="en_US"/>
-          </w:rPr>
-          <w:rPr>
-            <w:color w:val="0000EE"/>
-            <w:u w:val="single"/>
-          </w:rPr>
-          <w:t>Ezr 6:16</w:t>
-        </w:r>
-      </w:hyperlink>
+      <w:r>
+        <w:rPr>
+          <w:lang w:val="en_US" w:bidi="en_US"/>
+        </w:rPr>
+        <w:t>Ezr 6:16</w:t>
+      </w:r>
       <w:r>
         <w:rPr>
           <w:lang w:val="en_US" w:bidi="en_US"/>
         </w:rPr>
         <w:t xml:space="preserve">, </w:t>
       </w:r>
-      <w:hyperlink r:id="rId108">
-        <w:r>
-          <w:rPr>
-            <w:lang w:val="en_US" w:bidi="en_US"/>
-          </w:rPr>
-          <w:rPr>
-            <w:color w:val="0000EE"/>
-            <w:u w:val="single"/>
-          </w:rPr>
-          <w:t>6:17</w:t>
-        </w:r>
-      </w:hyperlink>
+      <w:r>
+        <w:rPr>
+          <w:lang w:val="en_US" w:bidi="en_US"/>
+        </w:rPr>
+        <w:t>6:17</w:t>
+      </w:r>
       <w:r>
         <w:rPr>
           <w:lang w:val="en_US" w:bidi="en_US"/>
@@ -11290,18 +10030,12 @@
         </w:rPr>
         <w:t xml:space="preserve"> 46, 3 a) </w:t>
       </w:r>
-      <w:hyperlink r:id="rId107">
-        <w:r>
-          <w:rPr>
-            <w:lang w:val="en_US" w:bidi="en_US"/>
-          </w:rPr>
-          <w:rPr>
-            <w:color w:val="0000EE"/>
-            <w:u w:val="single"/>
-          </w:rPr>
-          <w:t>Dn 4:24</w:t>
-        </w:r>
-      </w:hyperlink>
+      <w:r>
+        <w:rPr>
+          <w:lang w:val="en_US" w:bidi="en_US"/>
+        </w:rPr>
+        <w:t>Dn 4:24</w:t>
+      </w:r>
       <w:r>
         <w:rPr>
           <w:lang w:val="en_US" w:bidi="en_US"/>
@@ -11321,30 +10055,18 @@
         </w:rPr>
         <w:t xml:space="preserve">. </w:t>
       </w:r>
-      <w:hyperlink r:id="rId156">
-        <w:r>
-          <w:rPr>
-            <w:lang w:val="en_US" w:bidi="en_US"/>
-          </w:rPr>
-          <w:rPr>
-            <w:color w:val="0000EE"/>
-            <w:u w:val="single"/>
-          </w:rPr>
-          <w:t>Pr</w:t>
-        </w:r>
-      </w:hyperlink>
-      <w:hyperlink r:id="rId156">
-        <w:r>
-          <w:rPr>
-            <w:lang w:val="en_US" w:bidi="en_US"/>
-          </w:rPr>
-          <w:rPr>
-            <w:color w:val="0000EE"/>
-            <w:u w:val="single"/>
-          </w:rPr>
-          <w:t xml:space="preserve"> 14:21</w:t>
-        </w:r>
-      </w:hyperlink>
+      <w:r>
+        <w:rPr>
+          <w:lang w:val="en_US" w:bidi="en_US"/>
+        </w:rPr>
+        <w:t>Pr</w:t>
+      </w:r>
+      <w:r>
+        <w:rPr>
+          <w:lang w:val="en_US" w:bidi="en_US"/>
+        </w:rPr>
+        <w:t xml:space="preserve"> 14:21</w:t>
+      </w:r>
       <w:r>
         <w:rPr>
           <w:lang w:val="en_US" w:bidi="en_US"/>
@@ -11402,18 +10124,12 @@
         </w:rPr>
         <w:t xml:space="preserve"> </w:t>
       </w:r>
-      <w:hyperlink r:id="rId157">
-        <w:r>
-          <w:rPr>
-            <w:lang w:val="en_US" w:bidi="en_US"/>
-          </w:rPr>
-          <w:rPr>
-            <w:color w:val="0000EE"/>
-            <w:u w:val="single"/>
-          </w:rPr>
-          <w:t>Dn 6:12</w:t>
-        </w:r>
-      </w:hyperlink>
+      <w:r>
+        <w:rPr>
+          <w:lang w:val="en_US" w:bidi="en_US"/>
+        </w:rPr>
+        <w:t>Dn 6:12</w:t>
+      </w:r>
       <w:r>
         <w:rPr>
           <w:lang w:val="en_US" w:bidi="en_US"/>
@@ -11509,18 +10225,12 @@
         </w:rPr>
         <w:t>);—</w:t>
       </w:r>
-      <w:hyperlink r:id="rId39">
-        <w:r>
-          <w:rPr>
-            <w:lang w:val="en_US" w:bidi="en_US"/>
-          </w:rPr>
-          <w:rPr>
-            <w:color w:val="0000EE"/>
-            <w:u w:val="single"/>
-          </w:rPr>
-          <w:t>Dn 2:17</w:t>
-        </w:r>
-      </w:hyperlink>
+      <w:r>
+        <w:rPr>
+          <w:lang w:val="en_US" w:bidi="en_US"/>
+        </w:rPr>
+        <w:t>Dn 2:17</w:t>
+      </w:r>
       <w:r>
         <w:rPr>
           <w:lang w:val="en_US" w:bidi="en_US"/>
@@ -11776,18 +10486,12 @@
         </w:rPr>
         <w:t xml:space="preserve">) </w:t>
       </w:r>
-      <w:hyperlink r:id="rId158">
-        <w:r>
-          <w:rPr>
-            <w:lang w:val="en_US" w:bidi="en_US"/>
-          </w:rPr>
-          <w:rPr>
-            <w:color w:val="0000EE"/>
-            <w:u w:val="single"/>
-          </w:rPr>
-          <w:t>Dn 7:22</w:t>
-        </w:r>
-      </w:hyperlink>
+      <w:r>
+        <w:rPr>
+          <w:lang w:val="en_US" w:bidi="en_US"/>
+        </w:rPr>
+        <w:t>Dn 7:22</w:t>
+      </w:r>
       <w:r>
         <w:rPr>
           <w:lang w:val="en_US" w:bidi="en_US"/>
@@ -11838,18 +10542,12 @@
         </w:rPr>
         <w:t xml:space="preserve"> 38. 1 b)) v:</w:t>
       </w:r>
-      <w:hyperlink r:id="rId159">
-        <w:r>
-          <w:rPr>
-            <w:lang w:val="en_US" w:bidi="en_US"/>
-          </w:rPr>
-          <w:rPr>
-            <w:color w:val="0000EE"/>
-            <w:u w:val="single"/>
-          </w:rPr>
-          <w:t>18</w:t>
-        </w:r>
-      </w:hyperlink>
+      <w:r>
+        <w:rPr>
+          <w:lang w:val="en_US" w:bidi="en_US"/>
+        </w:rPr>
+        <w:t>18</w:t>
+      </w:r>
       <w:r>
         <w:rPr>
           <w:lang w:val="en_US" w:bidi="en_US"/>
@@ -11943,18 +10641,12 @@
         </w:rPr>
         <w:t xml:space="preserve"> </w:t>
       </w:r>
-      <w:hyperlink r:id="rId160">
-        <w:r>
-          <w:rPr>
-            <w:lang w:val="en_US" w:bidi="en_US"/>
-          </w:rPr>
-          <w:rPr>
-            <w:color w:val="0000EE"/>
-            <w:u w:val="single"/>
-          </w:rPr>
-          <w:t>Dn 2:37</w:t>
-        </w:r>
-      </w:hyperlink>
+      <w:r>
+        <w:rPr>
+          <w:lang w:val="en_US" w:bidi="en_US"/>
+        </w:rPr>
+        <w:t>Dn 2:37</w:t>
+      </w:r>
       <w:r>
         <w:rPr>
           <w:lang w:val="en_US" w:bidi="en_US"/>
@@ -11973,18 +10665,12 @@
         </w:rPr>
         <w:t xml:space="preserve"> </w:t>
       </w:r>
-      <w:hyperlink r:id="rId161">
-        <w:r>
-          <w:rPr>
-            <w:lang w:val="en_US" w:bidi="en_US"/>
-          </w:rPr>
-          <w:rPr>
-            <w:color w:val="0000EE"/>
-            <w:u w:val="single"/>
-          </w:rPr>
-          <w:t>4:27</w:t>
-        </w:r>
-      </w:hyperlink>
+      <w:r>
+        <w:rPr>
+          <w:lang w:val="en_US" w:bidi="en_US"/>
+        </w:rPr>
+        <w:t>4:27</w:t>
+      </w:r>
       <w:r>
         <w:rPr>
           <w:lang w:val="en_US" w:bidi="en_US"/>
@@ -12490,18 +11176,12 @@
         </w:rPr>
         <w:t xml:space="preserve">: abs. </w:t>
       </w:r>
-      <w:hyperlink r:id="rId64">
-        <w:r>
-          <w:rPr>
-            <w:lang w:val="en_US" w:bidi="en_US"/>
-          </w:rPr>
-          <w:rPr>
-            <w:color w:val="0000EE"/>
-            <w:u w:val="single"/>
-          </w:rPr>
-          <w:t>Dn 2:41</w:t>
-        </w:r>
-      </w:hyperlink>
+      <w:r>
+        <w:rPr>
+          <w:lang w:val="en_US" w:bidi="en_US"/>
+        </w:rPr>
+        <w:t>Dn 2:41</w:t>
+      </w:r>
       <w:r>
         <w:rPr>
           <w:lang w:val="en_US" w:bidi="en_US"/>
@@ -12544,36 +11224,24 @@
         </w:rPr>
         <w:t xml:space="preserve"> v:</w:t>
       </w:r>
-      <w:hyperlink r:id="rId162">
-        <w:r>
-          <w:rPr>
-            <w:lang w:val="en_US" w:bidi="en_US"/>
-          </w:rPr>
-          <w:rPr>
-            <w:color w:val="0000EE"/>
-            <w:u w:val="single"/>
-          </w:rPr>
-          <w:t>33</w:t>
-        </w:r>
-      </w:hyperlink>
+      <w:r>
+        <w:rPr>
+          <w:lang w:val="en_US" w:bidi="en_US"/>
+        </w:rPr>
+        <w:t>33</w:t>
+      </w:r>
       <w:r>
         <w:rPr>
           <w:lang w:val="en_US" w:bidi="en_US"/>
         </w:rPr>
         <w:t>, v:</w:t>
       </w:r>
-      <w:hyperlink r:id="rId163">
-        <w:r>
-          <w:rPr>
-            <w:lang w:val="en_US" w:bidi="en_US"/>
-          </w:rPr>
-          <w:rPr>
-            <w:color w:val="0000EE"/>
-            <w:u w:val="single"/>
-          </w:rPr>
-          <w:t>42</w:t>
-        </w:r>
-      </w:hyperlink>
+      <w:r>
+        <w:rPr>
+          <w:lang w:val="en_US" w:bidi="en_US"/>
+        </w:rPr>
+        <w:t>42</w:t>
+      </w:r>
       <w:r>
         <w:rPr>
           <w:lang w:val="en_US" w:bidi="en_US"/>
@@ -12604,36 +11272,24 @@
         </w:rPr>
         <w:t>: v:</w:t>
       </w:r>
-      <w:hyperlink r:id="rId64">
-        <w:r>
-          <w:rPr>
-            <w:lang w:val="en_US" w:bidi="en_US"/>
-          </w:rPr>
-          <w:rPr>
-            <w:color w:val="0000EE"/>
-            <w:u w:val="single"/>
-          </w:rPr>
-          <w:t>41</w:t>
-        </w:r>
-      </w:hyperlink>
+      <w:r>
+        <w:rPr>
+          <w:lang w:val="en_US" w:bidi="en_US"/>
+        </w:rPr>
+        <w:t>41</w:t>
+      </w:r>
       <w:r>
         <w:rPr>
           <w:lang w:val="en_US" w:bidi="en_US"/>
         </w:rPr>
         <w:t>, v:</w:t>
       </w:r>
-      <w:hyperlink r:id="rId63">
-        <w:r>
-          <w:rPr>
-            <w:lang w:val="en_US" w:bidi="en_US"/>
-          </w:rPr>
-          <w:rPr>
-            <w:color w:val="0000EE"/>
-            <w:u w:val="single"/>
-          </w:rPr>
-          <w:t>43</w:t>
-        </w:r>
-      </w:hyperlink>
+      <w:r>
+        <w:rPr>
+          <w:lang w:val="en_US" w:bidi="en_US"/>
+        </w:rPr>
+        <w:t>43</w:t>
+      </w:r>
       <w:r>
         <w:rPr>
           <w:lang w:val="en_US" w:bidi="en_US"/>
@@ -12652,72 +11308,48 @@
         </w:rPr>
         <w:t xml:space="preserve"> v:</w:t>
       </w:r>
-      <w:hyperlink r:id="rId164">
-        <w:r>
-          <w:rPr>
-            <w:lang w:val="en_US" w:bidi="en_US"/>
-          </w:rPr>
-          <w:rPr>
-            <w:color w:val="0000EE"/>
-            <w:u w:val="single"/>
-          </w:rPr>
-          <w:t>34</w:t>
-        </w:r>
-      </w:hyperlink>
+      <w:r>
+        <w:rPr>
+          <w:lang w:val="en_US" w:bidi="en_US"/>
+        </w:rPr>
+        <w:t>34</w:t>
+      </w:r>
       <w:r>
         <w:rPr>
           <w:lang w:val="en_US" w:bidi="en_US"/>
         </w:rPr>
         <w:t>, v:</w:t>
       </w:r>
-      <w:hyperlink r:id="rId18">
-        <w:r>
-          <w:rPr>
-            <w:lang w:val="en_US" w:bidi="en_US"/>
-          </w:rPr>
-          <w:rPr>
-            <w:color w:val="0000EE"/>
-            <w:u w:val="single"/>
-          </w:rPr>
-          <w:t>35</w:t>
-        </w:r>
-      </w:hyperlink>
+      <w:r>
+        <w:rPr>
+          <w:lang w:val="en_US" w:bidi="en_US"/>
+        </w:rPr>
+        <w:t>35</w:t>
+      </w:r>
       <w:r>
         <w:rPr>
           <w:lang w:val="en_US" w:bidi="en_US"/>
         </w:rPr>
         <w:t>, v:</w:t>
       </w:r>
-      <w:hyperlink r:id="rId63">
-        <w:r>
-          <w:rPr>
-            <w:lang w:val="en_US" w:bidi="en_US"/>
-          </w:rPr>
-          <w:rPr>
-            <w:color w:val="0000EE"/>
-            <w:u w:val="single"/>
-          </w:rPr>
-          <w:t>43</w:t>
-        </w:r>
-      </w:hyperlink>
+      <w:r>
+        <w:rPr>
+          <w:lang w:val="en_US" w:bidi="en_US"/>
+        </w:rPr>
+        <w:t>43</w:t>
+      </w:r>
       <w:r>
         <w:rPr>
           <w:lang w:val="en_US" w:bidi="en_US"/>
         </w:rPr>
         <w:t>, v:</w:t>
       </w:r>
-      <w:hyperlink r:id="rId165">
-        <w:r>
-          <w:rPr>
-            <w:lang w:val="en_US" w:bidi="en_US"/>
-          </w:rPr>
-          <w:rPr>
-            <w:color w:val="0000EE"/>
-            <w:u w:val="single"/>
-          </w:rPr>
-          <w:t>45</w:t>
-        </w:r>
-      </w:hyperlink>
+      <w:r>
+        <w:rPr>
+          <w:lang w:val="en_US" w:bidi="en_US"/>
+        </w:rPr>
+        <w:t>45</w:t>
+      </w:r>
       <w:r>
         <w:rPr>
           <w:lang w:val="en_US" w:bidi="en_US"/>
@@ -12811,18 +11443,12 @@
         </w:rPr>
         <w:t xml:space="preserve">: </w:t>
       </w:r>
-      <w:hyperlink r:id="rId166">
-        <w:r>
-          <w:rPr>
-            <w:lang w:val="en_US" w:bidi="en_US"/>
-          </w:rPr>
-          <w:rPr>
-            <w:color w:val="0000EE"/>
-            <w:u w:val="single"/>
-          </w:rPr>
-          <w:t>Dn 5:27</w:t>
-        </w:r>
-      </w:hyperlink>
+      <w:r>
+        <w:rPr>
+          <w:lang w:val="en_US" w:bidi="en_US"/>
+        </w:rPr>
+        <w:t>Dn 5:27</w:t>
+      </w:r>
       <w:r>
         <w:rPr>
           <w:lang w:val="en_US" w:bidi="en_US"/>
@@ -13033,18 +11659,12 @@
         </w:rPr>
         <w:t xml:space="preserve"> 33, 2 e)) </w:t>
       </w:r>
-      <w:hyperlink r:id="rId167">
-        <w:r>
-          <w:rPr>
-            <w:lang w:val="en_US" w:bidi="en_US"/>
-          </w:rPr>
-          <w:rPr>
-            <w:color w:val="0000EE"/>
-            <w:u w:val="single"/>
-          </w:rPr>
-          <w:t>Dn 3:22</w:t>
-        </w:r>
-      </w:hyperlink>
+      <w:r>
+        <w:rPr>
+          <w:lang w:val="en_US" w:bidi="en_US"/>
+        </w:rPr>
+        <w:t>Dn 3:22</w:t>
+      </w:r>
       <w:r>
         <w:rPr>
           <w:lang w:val="en_US" w:bidi="en_US"/>
@@ -13076,18 +11696,12 @@
         </w:rPr>
         <w:t xml:space="preserve"> </w:t>
       </w:r>
-      <w:hyperlink r:id="rId168">
-        <w:r>
-          <w:rPr>
-            <w:lang w:val="en_US" w:bidi="en_US"/>
-          </w:rPr>
-          <w:rPr>
-            <w:color w:val="0000EE"/>
-            <w:u w:val="single"/>
-          </w:rPr>
-          <w:t>2:15</w:t>
-        </w:r>
-      </w:hyperlink>
+      <w:r>
+        <w:rPr>
+          <w:lang w:val="en_US" w:bidi="en_US"/>
+        </w:rPr>
+        <w:t>2:15</w:t>
+      </w:r>
       <w:r>
         <w:rPr>
           <w:lang w:val="en_US" w:bidi="en_US"/>
@@ -13236,18 +11850,12 @@
         </w:rPr>
         <w:t xml:space="preserve"> </w:t>
       </w:r>
-      <w:hyperlink r:id="rId92">
-        <w:r>
-          <w:rPr>
-            <w:lang w:val="en_US" w:bidi="en_US"/>
-          </w:rPr>
-          <w:rPr>
-            <w:color w:val="0000EE"/>
-            <w:u w:val="single"/>
-          </w:rPr>
-          <w:t>Ezr 4:15</w:t>
-        </w:r>
-      </w:hyperlink>
+      <w:r>
+        <w:rPr>
+          <w:lang w:val="en_US" w:bidi="en_US"/>
+        </w:rPr>
+        <w:t>Ezr 4:15</w:t>
+      </w:r>
       <w:r>
         <w:rPr>
           <w:lang w:val="en_US" w:bidi="en_US"/>
@@ -13349,18 +11957,12 @@
         </w:rPr>
         <w:t xml:space="preserve">);—abs. </w:t>
       </w:r>
-      <w:hyperlink r:id="rId54">
-        <w:r>
-          <w:rPr>
-            <w:lang w:val="en_US" w:bidi="en_US"/>
-          </w:rPr>
-          <w:rPr>
-            <w:color w:val="0000EE"/>
-            <w:u w:val="single"/>
-          </w:rPr>
-          <w:t>Dn 2:10</w:t>
-        </w:r>
-      </w:hyperlink>
+      <w:r>
+        <w:rPr>
+          <w:lang w:val="en_US" w:bidi="en_US"/>
+        </w:rPr>
+        <w:t>Dn 2:10</w:t>
+      </w:r>
       <w:r>
         <w:rPr>
           <w:lang w:val="en_US" w:bidi="en_US"/>
@@ -13391,36 +11993,24 @@
         </w:rPr>
         <w:t xml:space="preserve"> </w:t>
       </w:r>
-      <w:hyperlink r:id="rId57">
-        <w:r>
-          <w:rPr>
-            <w:lang w:val="en_US" w:bidi="en_US"/>
-          </w:rPr>
-          <w:rPr>
-            <w:color w:val="0000EE"/>
-            <w:u w:val="single"/>
-          </w:rPr>
-          <w:t>2:27</w:t>
-        </w:r>
-      </w:hyperlink>
+      <w:r>
+        <w:rPr>
+          <w:lang w:val="en_US" w:bidi="en_US"/>
+        </w:rPr>
+        <w:t>2:27</w:t>
+      </w:r>
       <w:r>
         <w:rPr>
           <w:lang w:val="en_US" w:bidi="en_US"/>
         </w:rPr>
         <w:t xml:space="preserve">, </w:t>
       </w:r>
-      <w:hyperlink r:id="rId143">
-        <w:r>
-          <w:rPr>
-            <w:lang w:val="en_US" w:bidi="en_US"/>
-          </w:rPr>
-          <w:rPr>
-            <w:color w:val="0000EE"/>
-            <w:u w:val="single"/>
-          </w:rPr>
-          <w:t>5:11</w:t>
-        </w:r>
-      </w:hyperlink>
+      <w:r>
+        <w:rPr>
+          <w:lang w:val="en_US" w:bidi="en_US"/>
+        </w:rPr>
+        <w:t>5:11</w:t>
+      </w:r>
       <w:r>
         <w:rPr>
           <w:lang w:val="en_US" w:bidi="en_US"/>
@@ -13439,36 +12029,24 @@
         </w:rPr>
         <w:t xml:space="preserve">- </w:t>
       </w:r>
-      <w:hyperlink r:id="rId169">
-        <w:r>
-          <w:rPr>
-            <w:lang w:val="en_US" w:bidi="en_US"/>
-          </w:rPr>
-          <w:rPr>
-            <w:color w:val="0000EE"/>
-            <w:u w:val="single"/>
-          </w:rPr>
-          <w:t>4:4</w:t>
-        </w:r>
-      </w:hyperlink>
+      <w:r>
+        <w:rPr>
+          <w:lang w:val="en_US" w:bidi="en_US"/>
+        </w:rPr>
+        <w:t>4:4</w:t>
+      </w:r>
       <w:r>
         <w:rPr>
           <w:lang w:val="en_US" w:bidi="en_US"/>
         </w:rPr>
         <w:t xml:space="preserve">, </w:t>
       </w:r>
-      <w:hyperlink r:id="rId104">
-        <w:r>
-          <w:rPr>
-            <w:lang w:val="en_US" w:bidi="en_US"/>
-          </w:rPr>
-          <w:rPr>
-            <w:color w:val="0000EE"/>
-            <w:u w:val="single"/>
-          </w:rPr>
-          <w:t>4:6</w:t>
-        </w:r>
-      </w:hyperlink>
+      <w:r>
+        <w:rPr>
+          <w:lang w:val="en_US" w:bidi="en_US"/>
+        </w:rPr>
+        <w:t>4:6</w:t>
+      </w:r>
       <w:r>
         <w:rPr>
           <w:lang w:val="en_US" w:bidi="en_US"/>
@@ -13628,18 +12206,12 @@
         </w:rPr>
         <w:t xml:space="preserve"> </w:t>
       </w:r>
-      <w:hyperlink r:id="rId68">
-        <w:r>
-          <w:rPr>
-            <w:lang w:val="en_US" w:bidi="en_US"/>
-          </w:rPr>
-          <w:rPr>
-            <w:color w:val="0000EE"/>
-            <w:u w:val="single"/>
-          </w:rPr>
-          <w:t>Dn 3:27</w:t>
-        </w:r>
-      </w:hyperlink>
+      <w:r>
+        <w:rPr>
+          <w:lang w:val="en_US" w:bidi="en_US"/>
+        </w:rPr>
+        <w:t>Dn 3:27</w:t>
+      </w:r>
       <w:r>
         <w:rPr>
           <w:lang w:val="en_US" w:bidi="en_US"/>
@@ -13745,18 +12317,12 @@
         </w:rPr>
         <w:t xml:space="preserve"> </w:t>
       </w:r>
-      <w:hyperlink r:id="rId170">
-        <w:r>
-          <w:rPr>
-            <w:lang w:val="en_US" w:bidi="en_US"/>
-          </w:rPr>
-          <w:rPr>
-            <w:color w:val="0000EE"/>
-            <w:u w:val="single"/>
-          </w:rPr>
-          <w:t>Dn 5:6</w:t>
-        </w:r>
-      </w:hyperlink>
+      <w:r>
+        <w:rPr>
+          <w:lang w:val="en_US" w:bidi="en_US"/>
+        </w:rPr>
+        <w:t>Dn 5:6</w:t>
+      </w:r>
       <w:r>
         <w:rPr>
           <w:lang w:val="en_US" w:bidi="en_US"/>
@@ -13936,18 +12502,12 @@
         </w:rPr>
         <w:t xml:space="preserve"> </w:t>
       </w:r>
-      <w:hyperlink r:id="rId138">
-        <w:r>
-          <w:rPr>
-            <w:lang w:val="en_US" w:bidi="en_US"/>
-          </w:rPr>
-          <w:rPr>
-            <w:color w:val="0000EE"/>
-            <w:u w:val="single"/>
-          </w:rPr>
-          <w:t>Dn 4:32</w:t>
-        </w:r>
-      </w:hyperlink>
+      <w:r>
+        <w:rPr>
+          <w:lang w:val="en_US" w:bidi="en_US"/>
+        </w:rPr>
+        <w:t>Dn 4:32</w:t>
+      </w:r>
       <w:r>
         <w:rPr>
           <w:lang w:val="en_US" w:bidi="en_US"/>
@@ -14203,18 +12763,12 @@
         </w:rPr>
         <w:t xml:space="preserve"> </w:t>
       </w:r>
-      <w:hyperlink r:id="rId171">
-        <w:r>
-          <w:rPr>
-            <w:lang w:val="en_US" w:bidi="en_US"/>
-          </w:rPr>
-          <w:rPr>
-            <w:color w:val="0000EE"/>
-            <w:u w:val="single"/>
-          </w:rPr>
-          <w:t>Dn 3:16</w:t>
-        </w:r>
-      </w:hyperlink>
+      <w:r>
+        <w:rPr>
+          <w:lang w:val="en_US" w:bidi="en_US"/>
+        </w:rPr>
+        <w:t>Dn 3:16</w:t>
+      </w:r>
       <w:r>
         <w:rPr>
           <w:lang w:val="en_US" w:bidi="en_US"/>
@@ -14363,18 +12917,12 @@
         </w:rPr>
         <w:t xml:space="preserve"> </w:t>
       </w:r>
-      <w:hyperlink r:id="rId150">
-        <w:r>
-          <w:rPr>
-            <w:lang w:val="en_US" w:bidi="en_US"/>
-          </w:rPr>
-          <w:rPr>
-            <w:color w:val="0000EE"/>
-            <w:u w:val="single"/>
-          </w:rPr>
-          <w:t>Ezr 6:9</w:t>
-        </w:r>
-      </w:hyperlink>
+      <w:r>
+        <w:rPr>
+          <w:lang w:val="en_US" w:bidi="en_US"/>
+        </w:rPr>
+        <w:t>Ezr 6:9</w:t>
+      </w:r>
       <w:r>
         <w:rPr>
           <w:lang w:val="en_US" w:bidi="en_US"/>
@@ -14483,18 +13031,12 @@
         </w:rPr>
         <w:t xml:space="preserve"> </w:t>
       </w:r>
-      <w:hyperlink r:id="rId172">
-        <w:r>
-          <w:rPr>
-            <w:lang w:val="en_US" w:bidi="en_US"/>
-          </w:rPr>
-          <w:rPr>
-            <w:color w:val="0000EE"/>
-            <w:u w:val="single"/>
-          </w:rPr>
-          <w:t>Ezr 7:20</w:t>
-        </w:r>
-      </w:hyperlink>
+      <w:r>
+        <w:rPr>
+          <w:lang w:val="en_US" w:bidi="en_US"/>
+        </w:rPr>
+        <w:t>Ezr 7:20</w:t>
+      </w:r>
       <w:r>
         <w:rPr>
           <w:lang w:val="en_US" w:bidi="en_US"/>
@@ -14691,18 +13233,12 @@
         </w:rPr>
         <w:t xml:space="preserve"> </w:t>
       </w:r>
-      <w:hyperlink r:id="rId173">
-        <w:r>
-          <w:rPr>
-            <w:lang w:val="en_US" w:bidi="en_US"/>
-          </w:rPr>
-          <w:rPr>
-            <w:color w:val="0000EE"/>
-            <w:u w:val="single"/>
-          </w:rPr>
-          <w:t>Dn 2:22</w:t>
-        </w:r>
-      </w:hyperlink>
+      <w:r>
+        <w:rPr>
+          <w:lang w:val="en_US" w:bidi="en_US"/>
+        </w:rPr>
+        <w:t>Dn 2:22</w:t>
+      </w:r>
       <w:r>
         <w:rPr>
           <w:lang w:val="en_US" w:bidi="en_US"/>
@@ -15221,18 +13757,12 @@
         </w:rPr>
         <w:t xml:space="preserve"> </w:t>
       </w:r>
-      <w:hyperlink r:id="rId174">
-        <w:r>
-          <w:rPr>
-            <w:lang w:val="en_US" w:bidi="en_US"/>
-          </w:rPr>
-          <w:rPr>
-            <w:color w:val="0000EE"/>
-            <w:u w:val="single"/>
-          </w:rPr>
-          <w:t>Dn 2:40</w:t>
-        </w:r>
-      </w:hyperlink>
+      <w:r>
+        <w:rPr>
+          <w:lang w:val="en_US" w:bidi="en_US"/>
+        </w:rPr>
+        <w:t>Dn 2:40</w:t>
+      </w:r>
       <w:r>
         <w:rPr>
           <w:lang w:val="en_US" w:bidi="en_US"/>
@@ -15382,18 +13912,12 @@
         </w:rPr>
         <w:t xml:space="preserve"> </w:t>
       </w:r>
-      <w:hyperlink r:id="rId24">
-        <w:r>
-          <w:rPr>
-            <w:lang w:val="en_US" w:bidi="en_US"/>
-          </w:rPr>
-          <w:rPr>
-            <w:color w:val="0000EE"/>
-            <w:u w:val="single"/>
-          </w:rPr>
-          <w:t>Dn 6:18</w:t>
-        </w:r>
-      </w:hyperlink>
+      <w:r>
+        <w:rPr>
+          <w:lang w:val="en_US" w:bidi="en_US"/>
+        </w:rPr>
+        <w:t>Dn 6:18</w:t>
+      </w:r>
       <w:r>
         <w:rPr>
           <w:lang w:val="en_US" w:bidi="en_US"/>
@@ -15503,18 +14027,12 @@
         </w:rPr>
         <w:t xml:space="preserve"> rage;—abs. </w:t>
       </w:r>
-      <w:hyperlink r:id="rId27">
-        <w:r>
-          <w:rPr>
-            <w:lang w:val="en_US" w:bidi="en_US"/>
-          </w:rPr>
-          <w:rPr>
-            <w:color w:val="0000EE"/>
-            <w:u w:val="single"/>
-          </w:rPr>
-          <w:t>Dn 3:19</w:t>
-        </w:r>
-      </w:hyperlink>
+      <w:r>
+        <w:rPr>
+          <w:lang w:val="en_US" w:bidi="en_US"/>
+        </w:rPr>
+        <w:t>Dn 3:19</w:t>
+      </w:r>
       <w:r>
         <w:rPr>
           <w:lang w:val="en_US" w:bidi="en_US"/>
@@ -15533,18 +14051,12 @@
         </w:rPr>
         <w:t>: v:</w:t>
       </w:r>
-      <w:hyperlink r:id="rId175">
-        <w:r>
-          <w:rPr>
-            <w:lang w:val="en_US" w:bidi="en_US"/>
-          </w:rPr>
-          <w:rPr>
-            <w:color w:val="0000EE"/>
-            <w:u w:val="single"/>
-          </w:rPr>
-          <w:t>13</w:t>
-        </w:r>
-      </w:hyperlink>
+      <w:r>
+        <w:rPr>
+          <w:lang w:val="en_US" w:bidi="en_US"/>
+        </w:rPr>
+        <w:t>13</w:t>
+      </w:r>
       <w:r>
         <w:rPr>
           <w:lang w:val="en_US" w:bidi="en_US"/>
